--- a/templates/modif-pv-transfert-siege-sarl.docx
+++ b/templates/modif-pv-transfert-siege-sarl.docx
@@ -137,7 +137,7 @@
     </w:p>
     <w:p>
       <w:r>
-        <w:t xml:space="preserve">{#IS_TRANSFERT_SIEGE}</w:t>
+        <w:t xml:space="preserve">{{#IS_TRANSFERT_SIEGE}}</w:t>
       </w:r>
     </w:p>
     <w:p>
@@ -210,12 +210,12 @@
     </w:p>
     <w:p>
       <w:r>
-        <w:t xml:space="preserve">{/IS_TRANSFERT_SIEGE}</w:t>
-      </w:r>
-    </w:p>
-    <w:p>
-      <w:r>
-        <w:t xml:space="preserve">{#IS_DENOMINATION}</w:t>
+        <w:t xml:space="preserve">{{/IS_TRANSFERT_SIEGE}}</w:t>
+      </w:r>
+    </w:p>
+    <w:p>
+      <w:r>
+        <w:t xml:space="preserve">{{#IS_DENOMINATION}}</w:t>
       </w:r>
     </w:p>
     <w:p>
@@ -280,12 +280,12 @@
     </w:p>
     <w:p>
       <w:r>
-        <w:t xml:space="preserve">{/IS_DENOMINATION}</w:t>
-      </w:r>
-    </w:p>
-    <w:p>
-      <w:r>
-        <w:t xml:space="preserve">{#IS_OBJET_SOCIAL}</w:t>
+        <w:t xml:space="preserve">{{/IS_DENOMINATION}}</w:t>
+      </w:r>
+    </w:p>
+    <w:p>
+      <w:r>
+        <w:t xml:space="preserve">{{#IS_OBJET_SOCIAL}}</w:t>
       </w:r>
     </w:p>
     <w:p>
@@ -331,12 +331,12 @@
     </w:p>
     <w:p>
       <w:r>
-        <w:t xml:space="preserve">{/IS_OBJET_SOCIAL}</w:t>
-      </w:r>
-    </w:p>
-    <w:p>
-      <w:r>
-        <w:t xml:space="preserve">{#IS_DIRIGEANT}</w:t>
+        <w:t xml:space="preserve">{{/IS_OBJET_SOCIAL}}</w:t>
+      </w:r>
+    </w:p>
+    <w:p>
+      <w:r>
+        <w:t xml:space="preserve">{{#IS_DIRIGEANT}}</w:t>
       </w:r>
     </w:p>
     <w:p>
@@ -358,7 +358,7 @@
         <w:spacing w:after="200"/>
       </w:pPr>
       <w:r>
-        <w:t xml:space="preserve">{#IS_NOMINATION}L'assemblée générale décide de nommer en qualité de {{FONCTION_DIRIGEANT}} de la société, à compter du {{DATE_EFFET_DIRIGEANT_FR}} :</w:t>
+        <w:t xml:space="preserve">{{#IS_NOMINATION}}L'assemblée générale décide de nommer en qualité de {{FONCTION_DIRIGEANT}} de la société, à compter du {{DATE_EFFET_DIRIGEANT_FR}} :</w:t>
       </w:r>
     </w:p>
     <w:p>
@@ -374,33 +374,33 @@
         <w:spacing w:after="200"/>
       </w:pPr>
       <w:r>
-        <w:t xml:space="preserve">Rémunération : {{REMUNERATION_DIRIGEANT}}.{/IS_NOMINATION}</w:t>
-      </w:r>
-    </w:p>
-    <w:p>
-      <w:pPr>
-        <w:spacing w:after="200"/>
-      </w:pPr>
-      <w:r>
-        <w:t xml:space="preserve">{#IS_REVOCATION}L'assemblée générale décide de révoquer {{DIRIGEANT_REVOQUE_NOM}} de ses fonctions de {{FONCTION_DIRIGEANT}}, à compter du {{DATE_EFFET_DIRIGEANT_FR}}.{/IS_REVOCATION}</w:t>
-      </w:r>
-    </w:p>
-    <w:p>
-      <w:pPr>
-        <w:spacing w:after="200"/>
-      </w:pPr>
-      <w:r>
-        <w:t xml:space="preserve">{#IS_DEMISSION}L'assemblée prend acte de la démission de {{DIRIGEANT_DEMISSIONNAIRE_NOM}} de ses fonctions de {{FONCTION_DIRIGEANT}}, à compter du {{DATE_EFFET_DIRIGEANT_FR}}.{/IS_DEMISSION}</w:t>
-      </w:r>
-    </w:p>
-    <w:p>
-      <w:r>
-        <w:t xml:space="preserve">{/IS_DIRIGEANT}</w:t>
-      </w:r>
-    </w:p>
-    <w:p>
-      <w:r>
-        <w:t xml:space="preserve">{#IS_AUGMENTATION_CAPITAL}</w:t>
+        <w:t xml:space="preserve">Rémunération : {{REMUNERATION_DIRIGEANT}}.{{/IS_NOMINATION}}</w:t>
+      </w:r>
+    </w:p>
+    <w:p>
+      <w:pPr>
+        <w:spacing w:after="200"/>
+      </w:pPr>
+      <w:r>
+        <w:t xml:space="preserve">{{#IS_REVOCATION}}L'assemblée générale décide de révoquer {{DIRIGEANT_REVOQUE_NOM}} de ses fonctions de {{FONCTION_DIRIGEANT}}, à compter du {{DATE_EFFET_DIRIGEANT_FR}}.{{/IS_REVOCATION}}</w:t>
+      </w:r>
+    </w:p>
+    <w:p>
+      <w:pPr>
+        <w:spacing w:after="200"/>
+      </w:pPr>
+      <w:r>
+        <w:t xml:space="preserve">{{#IS_DEMISSION}}L'assemblée prend acte de la démission de {{DIRIGEANT_DEMISSIONNAIRE_NOM}} de ses fonctions de {{FONCTION_DIRIGEANT}}, à compter du {{DATE_EFFET_DIRIGEANT_FR}}.{{/IS_DEMISSION}}</w:t>
+      </w:r>
+    </w:p>
+    <w:p>
+      <w:r>
+        <w:t xml:space="preserve">{{/IS_DIRIGEANT}}</w:t>
+      </w:r>
+    </w:p>
+    <w:p>
+      <w:r>
+        <w:t xml:space="preserve">{{#IS_AUGMENTATION_CAPITAL}}</w:t>
       </w:r>
     </w:p>
     <w:p>
@@ -443,12 +443,12 @@
     </w:p>
     <w:p>
       <w:r>
-        <w:t xml:space="preserve">{/IS_AUGMENTATION_CAPITAL}</w:t>
-      </w:r>
-    </w:p>
-    <w:p>
-      <w:r>
-        <w:t xml:space="preserve">{#IS_REDUCTION_CAPITAL}</w:t>
+        <w:t xml:space="preserve">{{/IS_AUGMENTATION_CAPITAL}}</w:t>
+      </w:r>
+    </w:p>
+    <w:p>
+      <w:r>
+        <w:t xml:space="preserve">{{#IS_REDUCTION_CAPITAL}}</w:t>
       </w:r>
     </w:p>
     <w:p>
@@ -491,12 +491,12 @@
     </w:p>
     <w:p>
       <w:r>
-        <w:t xml:space="preserve">{/IS_REDUCTION_CAPITAL}</w:t>
-      </w:r>
-    </w:p>
-    <w:p>
-      <w:r>
-        <w:t xml:space="preserve">{#IS_CESSION_PARTS}</w:t>
+        <w:t xml:space="preserve">{{/IS_REDUCTION_CAPITAL}}</w:t>
+      </w:r>
+    </w:p>
+    <w:p>
+      <w:r>
+        <w:t xml:space="preserve">{{#IS_CESSION_PARTS}}</w:t>
       </w:r>
     </w:p>
     <w:p>
@@ -523,12 +523,12 @@
     </w:p>
     <w:p>
       <w:r>
-        <w:t xml:space="preserve">{/IS_CESSION_PARTS}</w:t>
-      </w:r>
-    </w:p>
-    <w:p>
-      <w:r>
-        <w:t xml:space="preserve">{#IS_PROROGATION}</w:t>
+        <w:t xml:space="preserve">{{/IS_CESSION_PARTS}}</w:t>
+      </w:r>
+    </w:p>
+    <w:p>
+      <w:r>
+        <w:t xml:space="preserve">{{#IS_PROROGATION}}</w:t>
       </w:r>
     </w:p>
     <w:p>
@@ -555,7 +555,7 @@
     </w:p>
     <w:p>
       <w:r>
-        <w:t xml:space="preserve">{/IS_PROROGATION}</w:t>
+        <w:t xml:space="preserve">{{/IS_PROROGATION}}</w:t>
       </w:r>
     </w:p>
     <w:p>
@@ -588,7 +588,7 @@
     </w:p>
     <w:p>
       <w:r>
-        <w:t xml:space="preserve">{#ASSOCIES}</w:t>
+        <w:t xml:space="preserve">{{#ASSOCIES}}</w:t>
       </w:r>
     </w:p>
     <w:p>
@@ -609,7 +609,7 @@
     </w:p>
     <w:p>
       <w:r>
-        <w:t xml:space="preserve">{/ASSOCIES}</w:t>
+        <w:t xml:space="preserve">{{/ASSOCIES}}</w:t>
       </w:r>
     </w:p>
     <w:sectPr>

--- a/templates/modif-pv-transfert-siege-sarl.docx
+++ b/templates/modif-pv-transfert-siege-sarl.docx
@@ -16,7 +16,6 @@
     </w:p>
     <w:p>
       <w:pPr>
-        <w:spacing w:before="0" w:after="120" w:line="276" w:lineRule="auto"/>
         <w:jc w:val="center"/>
       </w:pPr>
       <w:r>
@@ -28,19 +27,17 @@
     </w:p>
     <w:p>
       <w:pPr>
-        <w:spacing w:before="0" w:after="120" w:line="276" w:lineRule="auto"/>
         <w:jc w:val="center"/>
       </w:pPr>
       <w:r>
         <w:rPr>
           <w:sz w:val="20"/>
         </w:rPr>
-        <w:t xml:space="preserve">Siège social : {{SIEGE_SOCIAL}}</w:t>
-      </w:r>
-    </w:p>
-    <w:p>
-      <w:pPr>
-        <w:spacing w:before="0" w:after="120" w:line="276" w:lineRule="auto"/>
+        <w:t xml:space="preserve">Siège social : {{SIEGE_SOCIAL}}</w:t>
+      </w:r>
+    </w:p>
+    <w:p>
+      <w:pPr>
         <w:jc w:val="center"/>
       </w:pPr>
       <w:r>
@@ -59,13 +56,11 @@
         <w:rPr>
           <w:sz w:val="20"/>
         </w:rPr>
-        <w:t xml:space="preserve">SIREN : {{SIREN}}</w:t>
-      </w:r>
-    </w:p>
-    <w:p>
-      <w:pPr>
-        <w:spacing w:before="300" w:after="120" w:line="276" w:lineRule="auto"/>
-        <w:keepNext/>
+        <w:t xml:space="preserve">SIREN : {{SIREN}}</w:t>
+      </w:r>
+    </w:p>
+    <w:p>
+      <w:pPr>
         <w:jc w:val="center"/>
       </w:pPr>
       <w:r>
@@ -79,7 +74,6 @@
     </w:p>
     <w:p>
       <w:pPr>
-        <w:keepNext/>
         <w:jc w:val="center"/>
         <w:spacing w:after="400"/>
       </w:pPr>
@@ -101,14 +95,13 @@
     </w:p>
     <w:p>
       <w:pPr>
-        <w:keepNext/>
-        <w:spacing w:after="200"/>
-      </w:pPr>
-      <w:r>
-        <w:rPr>
-          <w:b/>
-        </w:rPr>
-        <w:t xml:space="preserve">Sont présents :</w:t>
+        <w:spacing w:after="200"/>
+      </w:pPr>
+      <w:r>
+        <w:rPr>
+          <w:b/>
+        </w:rPr>
+        <w:t xml:space="preserve">Sont présents :</w:t>
       </w:r>
     </w:p>
     <w:p>
@@ -142,24 +135,23 @@
     </w:p>
     <w:p>
       <w:pPr>
-        <w:keepNext/>
-        <w:spacing w:after="200"/>
-      </w:pPr>
-      <w:r>
-        <w:rPr>
-          <w:b/>
-          <w:sz w:val="24"/>
-          <w:u w:val="single"/>
-        </w:rPr>
-        <w:t xml:space="preserve">RÉSOLUTION UNIQUE — TRANSFERT DU SIÈGE SOCIAL</w:t>
-      </w:r>
-    </w:p>
-    <w:p>
-      <w:pPr>
-        <w:spacing w:after="200"/>
-      </w:pPr>
-      <w:r>
-        <w:t xml:space="preserve">L'assemblée générale décide de transférer le siège social de la société, actuellement sis {{SIEGE_SOCIAL}}, à l'adresse suivante :</w:t>
+        <w:spacing w:after="200"/>
+      </w:pPr>
+      <w:r>
+        <w:rPr>
+          <w:b/>
+          <w:sz w:val="24"/>
+          <w:u w:val="single"/>
+        </w:rPr>
+        <w:t xml:space="preserve">RÉSOLUTION UNIQUE - TRANSFERT DU SIÈGE SOCIAL</w:t>
+      </w:r>
+    </w:p>
+    <w:p>
+      <w:pPr>
+        <w:spacing w:after="200"/>
+      </w:pPr>
+      <w:r>
+        <w:t xml:space="preserve">L'assemblée générale décide de transférer le siège social de la société, actuellement sis {{SIEGE_SOCIAL}}, à l'adresse suivante :</w:t>
       </w:r>
     </w:p>
     <w:p>
@@ -186,18 +178,18 @@
         <w:spacing w:after="200"/>
       </w:pPr>
       <w:r>
-        <w:t xml:space="preserve">En conséquence, l'article des statuts relatif au siège social est modifié comme suit :</w:t>
-      </w:r>
-    </w:p>
-    <w:p>
-      <w:pPr>
-        <w:spacing w:after="200"/>
-      </w:pPr>
-      <w:r>
-        <w:rPr>
-          <w:b/>
-        </w:rPr>
-        <w:t xml:space="preserve">« Le siège social est fixé au {{NOUVEAU_SIEGE}}. »</w:t>
+        <w:t xml:space="preserve">En conséquence, l'article des statuts relatif au siège social est modifié comme suit :</w:t>
+      </w:r>
+    </w:p>
+    <w:p>
+      <w:pPr>
+        <w:spacing w:after="200"/>
+      </w:pPr>
+      <w:r>
+        <w:rPr>
+          <w:b/>
+        </w:rPr>
+        <w:t xml:space="preserve">« Le siège social est fixé au {{NOUVEAU_SIEGE}}. »</w:t>
       </w:r>
     </w:p>
     <w:p>
@@ -220,35 +212,34 @@
     </w:p>
     <w:p>
       <w:pPr>
-        <w:keepNext/>
-        <w:spacing w:after="200"/>
-      </w:pPr>
-      <w:r>
-        <w:rPr>
-          <w:b/>
-          <w:sz w:val="24"/>
-          <w:u w:val="single"/>
-        </w:rPr>
-        <w:t xml:space="preserve">RÉSOLUTION UNIQUE — CHANGEMENT DE DÉNOMINATION SOCIALE</w:t>
-      </w:r>
-    </w:p>
-    <w:p>
-      <w:pPr>
-        <w:spacing w:after="200"/>
-      </w:pPr>
-      <w:r>
-        <w:t xml:space="preserve">L'assemblée générale décide de modifier la dénomination sociale de la société, actuellement «{{SOCIETE}}», pour adopter la nouvelle dénomination suivante :</w:t>
-      </w:r>
-    </w:p>
-    <w:p>
-      <w:pPr>
-        <w:spacing w:after="200"/>
-      </w:pPr>
-      <w:r>
-        <w:rPr>
-          <w:b/>
-        </w:rPr>
-        <w:t xml:space="preserve">« {{NOUVELLE_DENOMINATION}} »</w:t>
+        <w:spacing w:after="200"/>
+      </w:pPr>
+      <w:r>
+        <w:rPr>
+          <w:b/>
+          <w:sz w:val="24"/>
+          <w:u w:val="single"/>
+        </w:rPr>
+        <w:t xml:space="preserve">RÉSOLUTION UNIQUE - CHANGEMENT DE DÉNOMINATION SOCIALE</w:t>
+      </w:r>
+    </w:p>
+    <w:p>
+      <w:pPr>
+        <w:spacing w:after="200"/>
+      </w:pPr>
+      <w:r>
+        <w:t xml:space="preserve">L'assemblée générale décide de modifier la dénomination sociale de la société, actuellement « {{SOCIETE}} », pour adopter la nouvelle dénomination suivante :</w:t>
+      </w:r>
+    </w:p>
+    <w:p>
+      <w:pPr>
+        <w:spacing w:after="200"/>
+      </w:pPr>
+      <w:r>
+        <w:rPr>
+          <w:b/>
+        </w:rPr>
+        <w:t xml:space="preserve">« {{NOUVELLE_DENOMINATION}} »</w:t>
       </w:r>
     </w:p>
     <w:p>
@@ -264,18 +255,18 @@
         <w:spacing w:after="200"/>
       </w:pPr>
       <w:r>
-        <w:t xml:space="preserve">En conséquence, l'article des statuts relatif à la dénomination sociale est modifié comme suit :</w:t>
-      </w:r>
-    </w:p>
-    <w:p>
-      <w:pPr>
-        <w:spacing w:after="200"/>
-      </w:pPr>
-      <w:r>
-        <w:rPr>
-          <w:b/>
-        </w:rPr>
-        <w:t xml:space="preserve">« La société prend la dénomination sociale de : {{NOUVELLE_DENOMINATION}}. »</w:t>
+        <w:t xml:space="preserve">En conséquence, l'article des statuts relatif à la dénomination sociale est modifié comme suit :</w:t>
+      </w:r>
+    </w:p>
+    <w:p>
+      <w:pPr>
+        <w:spacing w:after="200"/>
+      </w:pPr>
+      <w:r>
+        <w:rPr>
+          <w:b/>
+        </w:rPr>
+        <w:t xml:space="preserve">« La société prend la dénomination sociale de : {{NOUVELLE_DENOMINATION}}. »</w:t>
       </w:r>
     </w:p>
     <w:p>
@@ -290,35 +281,34 @@
     </w:p>
     <w:p>
       <w:pPr>
-        <w:keepNext/>
-        <w:spacing w:after="200"/>
-      </w:pPr>
-      <w:r>
-        <w:rPr>
-          <w:b/>
-          <w:sz w:val="24"/>
-          <w:u w:val="single"/>
-        </w:rPr>
-        <w:t xml:space="preserve">RÉSOLUTION UNIQUE — MODIFICATION DE L'OBJET SOCIAL</w:t>
-      </w:r>
-    </w:p>
-    <w:p>
-      <w:pPr>
-        <w:spacing w:after="200"/>
-      </w:pPr>
-      <w:r>
-        <w:t xml:space="preserve">L'assemblée générale décide de modifier l'objet social de la société, qui sera désormais le suivant :</w:t>
-      </w:r>
-    </w:p>
-    <w:p>
-      <w:pPr>
-        <w:spacing w:after="200"/>
-      </w:pPr>
-      <w:r>
-        <w:rPr>
-          <w:b/>
-        </w:rPr>
-        <w:t xml:space="preserve">« {{NOUVEL_OBJET_SOCIAL}} »</w:t>
+        <w:spacing w:after="200"/>
+      </w:pPr>
+      <w:r>
+        <w:rPr>
+          <w:b/>
+          <w:sz w:val="24"/>
+          <w:u w:val="single"/>
+        </w:rPr>
+        <w:t xml:space="preserve">RÉSOLUTION UNIQUE - MODIFICATION DE L'OBJET SOCIAL</w:t>
+      </w:r>
+    </w:p>
+    <w:p>
+      <w:pPr>
+        <w:spacing w:after="200"/>
+      </w:pPr>
+      <w:r>
+        <w:t xml:space="preserve">L'assemblée générale décide de modifier l'objet social de la société, qui sera désormais le suivant :</w:t>
+      </w:r>
+    </w:p>
+    <w:p>
+      <w:pPr>
+        <w:spacing w:after="200"/>
+      </w:pPr>
+      <w:r>
+        <w:rPr>
+          <w:b/>
+        </w:rPr>
+        <w:t xml:space="preserve">« {{NOUVEL_OBJET_SOCIAL}} »</w:t>
       </w:r>
     </w:p>
     <w:p>
@@ -341,24 +331,23 @@
     </w:p>
     <w:p>
       <w:pPr>
-        <w:keepNext/>
-        <w:spacing w:after="200"/>
-      </w:pPr>
-      <w:r>
-        <w:rPr>
-          <w:b/>
-          <w:sz w:val="24"/>
-          <w:u w:val="single"/>
-        </w:rPr>
-        <w:t xml:space="preserve">RÉSOLUTION UNIQUE — CHANGEMENT DE DIRIGEANT</w:t>
-      </w:r>
-    </w:p>
-    <w:p>
-      <w:pPr>
-        <w:spacing w:after="200"/>
-      </w:pPr>
-      <w:r>
-        <w:t xml:space="preserve">{{#IS_NOMINATION}}L'assemblée générale décide de nommer en qualité de {{FONCTION_DIRIGEANT}} de la société, à compter du {{DATE_EFFET_DIRIGEANT_FR}} :</w:t>
+        <w:spacing w:after="200"/>
+      </w:pPr>
+      <w:r>
+        <w:rPr>
+          <w:b/>
+          <w:sz w:val="24"/>
+          <w:u w:val="single"/>
+        </w:rPr>
+        <w:t xml:space="preserve">RÉSOLUTION UNIQUE - CHANGEMENT DE DIRIGEANT</w:t>
+      </w:r>
+    </w:p>
+    <w:p>
+      <w:pPr>
+        <w:spacing w:after="200"/>
+      </w:pPr>
+      <w:r>
+        <w:t xml:space="preserve">{{#IS_NOMINATION}}L'assemblée générale décide de nommer en qualité de {{FONCTION_DIRIGEANT}} de la société, à compter du {{DATE_EFFET_DIRIGEANT_FR}} :</w:t>
       </w:r>
     </w:p>
     <w:p>
@@ -374,7 +363,7 @@
         <w:spacing w:after="200"/>
       </w:pPr>
       <w:r>
-        <w:t xml:space="preserve">Rémunération : {{REMUNERATION_DIRIGEANT}}.{{/IS_NOMINATION}}</w:t>
+        <w:t xml:space="preserve">Rémunération : {{REMUNERATION_DIRIGEANT}}.{{/IS_NOMINATION}}</w:t>
       </w:r>
     </w:p>
     <w:p>
@@ -405,40 +394,87 @@
     </w:p>
     <w:p>
       <w:pPr>
-        <w:keepNext/>
-        <w:spacing w:after="200"/>
-      </w:pPr>
-      <w:r>
-        <w:rPr>
-          <w:b/>
-          <w:sz w:val="24"/>
-          <w:u w:val="single"/>
-        </w:rPr>
-        <w:t xml:space="preserve">RÉSOLUTION UNIQUE — AUGMENTATION DU CAPITAL SOCIAL</w:t>
-      </w:r>
-    </w:p>
-    <w:p>
-      <w:pPr>
-        <w:spacing w:after="200"/>
-      </w:pPr>
-      <w:r>
-        <w:t xml:space="preserve">L'assemblée générale décide d'augmenter le capital social de {{CAPITAL_ACTUEL_AUGM}} euros à {{NOUVEAU_CAPITAL_AUGM}} euros par {{MODE_AUGMENTATION}}.</w:t>
-      </w:r>
-    </w:p>
-    <w:p>
-      <w:pPr>
-        <w:spacing w:after="200"/>
-      </w:pPr>
-      <w:r>
-        <w:t xml:space="preserve">Il est créé {{NB_PARTS_NOUVELLES}} actions nouvelles d'une valeur nominale de {{VALEUR_NOMINALE_AUGM}} euros.</w:t>
-      </w:r>
-    </w:p>
-    <w:p>
-      <w:pPr>
-        <w:spacing w:after="200"/>
-      </w:pPr>
-      <w:r>
-        <w:t xml:space="preserve">Cette augmentation prend effet à compter du {{DATE_EFFET_AUGM_FR}}.</w:t>
+        <w:spacing w:after="200"/>
+      </w:pPr>
+      <w:r>
+        <w:rPr>
+          <w:b/>
+          <w:sz w:val="24"/>
+          <w:u w:val="single"/>
+        </w:rPr>
+        <w:t xml:space="preserve">RÉSOLUTION UNIQUE - AUGMENTATION DU CAPITAL SOCIAL</w:t>
+      </w:r>
+    </w:p>
+    <w:p>
+      <w:pPr>
+        <w:spacing w:after="200"/>
+      </w:pPr>
+      <w:r>
+        <w:t xml:space="preserve">L'assemblée générale décide d'augmenter le capital social d'une somme portant celui-ci de {{CAPITAL_ACTUEL_AUGM}} euros à {{NOUVEAU_CAPITAL_AUGM}} euros.</w:t>
+      </w:r>
+    </w:p>
+    <w:p>
+      <w:pPr>
+        <w:spacing w:after="200"/>
+      </w:pPr>
+      <w:r>
+        <w:t xml:space="preserve">{{#IS_APPORT_NUMERAIRE}}Cette augmentation est réalisée par apport en numéraire. Les fonds ont été déposés auprès de {{BANQUE_DEPOT}}, qui en a délivré attestation. Les actions nouvelles sont intégralement libérées.{{/IS_APPORT_NUMERAIRE}}</w:t>
+      </w:r>
+    </w:p>
+    <w:p>
+      <w:pPr>
+        <w:spacing w:after="200"/>
+      </w:pPr>
+      <w:r>
+        <w:t xml:space="preserve">{{#IS_COMPENSATION_CREANCES}}Cette augmentation est réalisée par compensation avec une créance certaine, liquide et exigible détenue sur la société par {{TITULAIRE_CREANCE}}, d'un montant de {{MONTANT_CREANCE}} euros, telle qu'elle ressort de l'arrêté de compte établi le {{DATE_ARRETE_COMPTE_FR}}.{{/IS_COMPENSATION_CREANCES}}</w:t>
+      </w:r>
+    </w:p>
+    <w:p>
+      <w:pPr>
+        <w:spacing w:after="200"/>
+      </w:pPr>
+      <w:r>
+        <w:t xml:space="preserve">{{#IS_INCORPORATION_RESERVES}}Cette augmentation est réalisée par incorporation d'une somme de {{MONTANT_INCORPORE}} euros prélevée sur le poste « {{POSTE_INCORPORE}} », sans apport nouveau.{{/IS_INCORPORATION_RESERVES}}</w:t>
+      </w:r>
+    </w:p>
+    <w:p>
+      <w:pPr>
+        <w:spacing w:after="200"/>
+      </w:pPr>
+      <w:r>
+        <w:t xml:space="preserve">{{#IS_APPORT_NATURE}}Cette augmentation est réalisée par apport en nature portant sur : {{DESCRIPTION_APPORT}}, évalué à {{VALEUR_APPORT}} euros.{{/IS_APPORT_NATURE}}</w:t>
+      </w:r>
+    </w:p>
+    <w:p>
+      <w:pPr>
+        <w:spacing w:after="200"/>
+      </w:pPr>
+      <w:r>
+        <w:t xml:space="preserve">{{#IS_APPORT_NATURE}}{{#IS_COMMISSAIRE_DISPENSE}}Les associés, statuant à l'unanimité, décident de ne pas recourir à un commissaire aux apports, aucun apport en nature n'excédant trente mille euros et leur valeur totale n'excédant pas la moitié du capital. Ils déclarent avoir connaissance de ce qu'ils répondent solidairement, pendant cinq ans et à l'égard des tiers, de la valeur attribuée à cet apport.{{/IS_COMMISSAIRE_DISPENSE}}{{/IS_APPORT_NATURE}}</w:t>
+      </w:r>
+    </w:p>
+    <w:p>
+      <w:pPr>
+        <w:spacing w:after="200"/>
+      </w:pPr>
+      <w:r>
+        <w:t xml:space="preserve">{{#IS_APPORT_NATURE}}{{^IS_COMMISSAIRE_DISPENSE}}L'assemblée, au vu du rapport établi par {{COMMISSAIRE_APPORTS}}, commissaire aux apports, approuve l'évaluation qui y figure et l'adopte pour la valeur de l'apport.{{/IS_COMMISSAIRE_DISPENSE}}{{/IS_APPORT_NATURE}}</w:t>
+      </w:r>
+    </w:p>
+    <w:p>
+      <w:pPr>
+        <w:spacing w:after="200"/>
+      </w:pPr>
+      <w:r>
+        <w:t xml:space="preserve">Il est créé {{NB_PARTS_NOUVELLES}} actions nouvelles d'une valeur nominale de {{VALEUR_NOMINALE_AUGM}} euros{{#PRIME_EMISSION}}, assorties d'une prime d'émission de {{PRIME_EMISSION}} euros{{/PRIME_EMISSION}}.</w:t>
+      </w:r>
+    </w:p>
+    <w:p>
+      <w:pPr>
+        <w:spacing w:after="200"/>
+      </w:pPr>
+      <w:r>
+        <w:t xml:space="preserve">Cette augmentation prend effet à compter du {{DATE_EFFET_AUGM_FR}}. L'article des statuts relatif au capital social est modifié en conséquence.</w:t>
       </w:r>
     </w:p>
     <w:p>
@@ -453,24 +489,23 @@
     </w:p>
     <w:p>
       <w:pPr>
-        <w:keepNext/>
-        <w:spacing w:after="200"/>
-      </w:pPr>
-      <w:r>
-        <w:rPr>
-          <w:b/>
-          <w:sz w:val="24"/>
-          <w:u w:val="single"/>
-        </w:rPr>
-        <w:t xml:space="preserve">RÉSOLUTION UNIQUE — RÉDUCTION DU CAPITAL SOCIAL</w:t>
-      </w:r>
-    </w:p>
-    <w:p>
-      <w:pPr>
-        <w:spacing w:after="200"/>
-      </w:pPr>
-      <w:r>
-        <w:t xml:space="preserve">L'assemblée générale décide de réduire le capital social de {{CAPITAL_ACTUEL_RED}} euros à {{NOUVEAU_CAPITAL_RED}} euros, motivée par : {{MOTIF_REDUCTION}}.</w:t>
+        <w:spacing w:after="200"/>
+      </w:pPr>
+      <w:r>
+        <w:rPr>
+          <w:b/>
+          <w:sz w:val="24"/>
+          <w:u w:val="single"/>
+        </w:rPr>
+        <w:t xml:space="preserve">RÉSOLUTION UNIQUE - RÉDUCTION DU CAPITAL SOCIAL</w:t>
+      </w:r>
+    </w:p>
+    <w:p>
+      <w:pPr>
+        <w:spacing w:after="200"/>
+      </w:pPr>
+      <w:r>
+        <w:t xml:space="preserve">L'assemblée générale décide de réduire le capital social de {{CAPITAL_ACTUEL_RED}} euros à {{NOUVEAU_CAPITAL_RED}} euros, motivée par : {{MOTIF_REDUCTION}}.</w:t>
       </w:r>
     </w:p>
     <w:p>
@@ -501,24 +536,31 @@
     </w:p>
     <w:p>
       <w:pPr>
-        <w:keepNext/>
-        <w:spacing w:after="200"/>
-      </w:pPr>
-      <w:r>
-        <w:rPr>
-          <w:b/>
-          <w:sz w:val="24"/>
-          <w:u w:val="single"/>
-        </w:rPr>
-        <w:t xml:space="preserve">RÉSOLUTION — AGRÉMENT DE LA CESSION DE PARTS</w:t>
-      </w:r>
-    </w:p>
-    <w:p>
-      <w:pPr>
-        <w:spacing w:after="200"/>
-      </w:pPr>
-      <w:r>
-        <w:t xml:space="preserve">L'assemblée générale agrée la cession de {{NB_PARTS_CEDEES}} actions par {{CEDANT_NOM}} au profit de {{CESSIONNAIRE_NOM}}, pour un prix de {{PRIX_CESSION}} euros, à compter du {{DATE_CESSION_FR}}.</w:t>
+        <w:spacing w:after="200"/>
+      </w:pPr>
+      <w:r>
+        <w:rPr>
+          <w:b/>
+          <w:sz w:val="24"/>
+          <w:u w:val="single"/>
+        </w:rPr>
+        <w:t xml:space="preserve">RÉSOLUTION - AGRÉMENT DE LA CESSION DE PARTS</w:t>
+      </w:r>
+    </w:p>
+    <w:p>
+      <w:pPr>
+        <w:spacing w:after="200"/>
+      </w:pPr>
+      <w:r>
+        <w:t xml:space="preserve">L'assemblée générale, statuant aux conditions de majorité prévues par les statuts, agrée en qualité de nouvel associé {{CESSIONNAIRE_NOM}} et autorise la cession de {{NB_PARTS_CEDEES}} parts par {{CEDANT_NOM}} à son profit, moyennant le prix de {{PRIX_CESSION}} euros, avec effet au {{DATE_CESSION_FR}}.</w:t>
+      </w:r>
+    </w:p>
+    <w:p>
+      <w:pPr>
+        <w:spacing w:after="200"/>
+      </w:pPr>
+      <w:r>
+        <w:t xml:space="preserve">En conséquence, l'article des statuts relatif à la répartition du capital est modifié pour tenir compte de cette cession, et les statuts à jour seront déposés au registre du commerce et des sociétés.</w:t>
       </w:r>
     </w:p>
     <w:p>
@@ -533,16 +575,15 @@
     </w:p>
     <w:p>
       <w:pPr>
-        <w:keepNext/>
-        <w:spacing w:after="200"/>
-      </w:pPr>
-      <w:r>
-        <w:rPr>
-          <w:b/>
-          <w:sz w:val="24"/>
-          <w:u w:val="single"/>
-        </w:rPr>
-        <w:t xml:space="preserve">RÉSOLUTION UNIQUE — PROROGATION DE LA DURÉE DE LA SOCIÉTÉ</w:t>
+        <w:spacing w:after="200"/>
+      </w:pPr>
+      <w:r>
+        <w:rPr>
+          <w:b/>
+          <w:sz w:val="24"/>
+          <w:u w:val="single"/>
+        </w:rPr>
+        <w:t xml:space="preserve">RÉSOLUTION UNIQUE - PROROGATION DE LA DURÉE DE LA SOCIÉTÉ</w:t>
       </w:r>
     </w:p>
     <w:p>
@@ -576,14 +617,13 @@
     </w:p>
     <w:p>
       <w:pPr>
-        <w:keepNext/>
-        <w:spacing w:after="200"/>
-      </w:pPr>
-      <w:r>
-        <w:rPr>
-          <w:b/>
-        </w:rPr>
-        <w:t xml:space="preserve">Signatures des actionnaires :</w:t>
+        <w:spacing w:after="200"/>
+      </w:pPr>
+      <w:r>
+        <w:rPr>
+          <w:b/>
+        </w:rPr>
+        <w:t xml:space="preserve">Signatures des actionnaires :</w:t>
       </w:r>
     </w:p>
     <w:p>
@@ -601,7 +641,7 @@
     </w:p>
     <w:p>
       <w:pPr>
-        <w:spacing w:before="480" w:after="0" w:line="276" w:lineRule="auto"/>
+        <w:spacing w:after="200"/>
       </w:pPr>
       <w:r>
         <w:t xml:space="preserve">____________________________</w:t>

--- a/templates/modif-pv-transfert-siege-sarl.docx
+++ b/templates/modif-pv-transfert-siege-sarl.docx
@@ -22,7 +22,7 @@
         <w:rPr>
           <w:sz w:val="20"/>
         </w:rPr>
-        <w:t xml:space="preserve">Société à Responsabilité Limitée au capital de {{CAPITAL_FORMATE}} euros</w:t>
+        <w:t xml:space="preserve">{{FORME_EN_CLAIR}} au capital de {{CAPITAL_FORMATE}} euros</w:t>
       </w:r>
     </w:p>
     <w:p>
@@ -34,17 +34,6 @@
           <w:sz w:val="20"/>
         </w:rPr>
         <w:t xml:space="preserve">Siège social : {{SIEGE_SOCIAL}}</w:t>
-      </w:r>
-    </w:p>
-    <w:p>
-      <w:pPr>
-        <w:jc w:val="center"/>
-      </w:pPr>
-      <w:r>
-        <w:rPr>
-          <w:sz w:val="20"/>
-        </w:rPr>
-        <w:t xml:space="preserve">RCS {{RCS_VILLE}}</w:t>
       </w:r>
     </w:p>
     <w:p>
@@ -56,7 +45,7 @@
         <w:rPr>
           <w:sz w:val="20"/>
         </w:rPr>
-        <w:t xml:space="preserve">SIREN : {{SIREN}}</w:t>
+        <w:t xml:space="preserve">Immatriculée au registre du commerce et des sociétés {{RCS_DE}} sous le numéro {{SIREN}}</w:t>
       </w:r>
     </w:p>
     <w:p>
@@ -90,12 +79,12 @@
         <w:spacing w:after="200"/>
       </w:pPr>
       <w:r>
-        <w:t xml:space="preserve">Les associés de la société {{SOCIETE}} se sont réunis en Assemblée Générale Extraordinaire au siège social, sur convocation du Président.</w:t>
-      </w:r>
-    </w:p>
-    <w:p>
-      <w:pPr>
-        <w:spacing w:after="200"/>
+        <w:t xml:space="preserve">Les associés de la société {{SOCIETE}} se sont réunis au siège social, en assemblée générale, sur convocation de la gérance.</w:t>
+      </w:r>
+    </w:p>
+    <w:p>
+      <w:pPr>
+        <w:spacing w:after="100"/>
       </w:pPr>
       <w:r>
         <w:rPr>
@@ -117,7 +106,23 @@
         <w:spacing w:after="200"/>
       </w:pPr>
       <w:r>
-        <w:t xml:space="preserve">représentant la totalité des {{TOTAL_PARTS}} parts composant le capital social.</w:t>
+        <w:t xml:space="preserve">soit {{NB_ASSOCIES}} associés détenant ensemble {{TOTAL_PARTS_FORMATE}} parts sociales, représentant la totalité du capital social.</w:t>
+      </w:r>
+    </w:p>
+    <w:p>
+      <w:pPr>
+        <w:spacing w:after="200"/>
+      </w:pPr>
+      <w:r>
+        <w:t xml:space="preserve">La feuille de présence, arrêtée et certifiée exacte par le bureau, fait apparaître que l'assemblée réunit la totalité des associés. Elle peut donc valablement délibérer sans qu'il soit justifié de l'accomplissement des formalités de convocation.</w:t>
+      </w:r>
+    </w:p>
+    <w:p>
+      <w:pPr>
+        <w:spacing w:after="200"/>
+      </w:pPr>
+      <w:r>
+        <w:t xml:space="preserve">Le gérant rappelle que l'assemblée est appelée à délibérer sur l'ordre du jour suivant : {{LABEL_MODIFICATION}}, et sur les pouvoirs à donner pour l'accomplissement des formalités.</w:t>
       </w:r>
     </w:p>
     <w:p>
@@ -125,7 +130,7 @@
         <w:spacing w:after="400"/>
       </w:pPr>
       <w:r>
-        <w:t xml:space="preserve">L'assemblée, réunissant la totalité des actionnaires, peut valablement délibérer sans qu'il soit besoin de justifier de l'accomplissement des formalités de convocation.</w:t>
+        <w:t xml:space="preserve">Les documents prévus par la loi et les statuts ont été tenus à la disposition des associés. Personne ne demandant plus la parole, le gérant met successivement aux voix les résolutions inscrites à l'ordre du jour.</w:t>
       </w:r>
     </w:p>
     <w:p>
@@ -143,15 +148,15 @@
           <w:sz w:val="24"/>
           <w:u w:val="single"/>
         </w:rPr>
-        <w:t xml:space="preserve">RÉSOLUTION UNIQUE - TRANSFERT DU SIÈGE SOCIAL</w:t>
-      </w:r>
-    </w:p>
-    <w:p>
-      <w:pPr>
-        <w:spacing w:after="200"/>
-      </w:pPr>
-      <w:r>
-        <w:t xml:space="preserve">L'assemblée générale décide de transférer le siège social de la société, actuellement sis {{SIEGE_SOCIAL}}, à l'adresse suivante :</w:t>
+        <w:t xml:space="preserve">RÉSOLUTION - TRANSFERT DU SIÈGE SOCIAL</w:t>
+      </w:r>
+    </w:p>
+    <w:p>
+      <w:pPr>
+        <w:spacing w:after="200"/>
+      </w:pPr>
+      <w:r>
+        <w:t xml:space="preserve">L'assemblée générale décide de transférer le siège social, actuellement fixé {{SIEGE_SOCIAL}}, à l'adresse suivante :</w:t>
       </w:r>
     </w:p>
     <w:p>
@@ -170,34 +175,47 @@
         <w:spacing w:after="200"/>
       </w:pPr>
       <w:r>
-        <w:t xml:space="preserve">Ce transfert prend effet à compter du {{DATE_EFFET_TRANSFERT_FR}}.</w:t>
-      </w:r>
-    </w:p>
-    <w:p>
-      <w:pPr>
-        <w:spacing w:after="200"/>
-      </w:pPr>
-      <w:r>
-        <w:t xml:space="preserve">En conséquence, l'article des statuts relatif au siège social est modifié comme suit :</w:t>
-      </w:r>
-    </w:p>
-    <w:p>
-      <w:pPr>
-        <w:spacing w:after="200"/>
-      </w:pPr>
-      <w:r>
-        <w:rPr>
-          <w:b/>
-        </w:rPr>
-        <w:t xml:space="preserve">« Le siège social est fixé au {{NOUVEAU_SIEGE}}. »</w:t>
-      </w:r>
-    </w:p>
-    <w:p>
-      <w:pPr>
-        <w:spacing w:after="200"/>
-      </w:pPr>
-      <w:r>
-        <w:t xml:space="preserve">L'assemblée donne tous pouvoirs au porteur d'un original, d'une copie ou d'un extrait du présent procès-verbal pour accomplir toutes les formalités de publicité et de dépôt requises par la loi.</w:t>
+        <w:t xml:space="preserve">Ce transfert prend effet à compter du {{DATE_EFFET_TRANSFERT_FR}}. L'article des statuts relatif au siège social est modifié en conséquence et rédigé comme suit :</w:t>
+      </w:r>
+    </w:p>
+    <w:p>
+      <w:pPr>
+        <w:spacing w:after="200"/>
+      </w:pPr>
+      <w:r>
+        <w:rPr>
+          <w:b/>
+        </w:rPr>
+        <w:t xml:space="preserve">« Le siège social est fixé {{NOUVEAU_SIEGE}}. Il peut être transféré en tout autre lieu dans les conditions prévues par la loi. »</w:t>
+      </w:r>
+    </w:p>
+    <w:p>
+      <w:r>
+        <w:t xml:space="preserve">{{#IS_HORS_RESSORT}}</w:t>
+      </w:r>
+    </w:p>
+    <w:p>
+      <w:pPr>
+        <w:spacing w:after="200"/>
+      </w:pPr>
+      <w:r>
+        <w:t xml:space="preserve">Le nouveau siège relevant du ressort du registre du commerce et des sociétés {{NOUVEAU_RCS_DE}}, la société sera radiée du registre {{RCS_DE}} et immatriculée au registre {{NOUVEAU_RCS_DE}}. Un avis sera publié dans chacun de ces deux ressorts.</w:t>
+      </w:r>
+    </w:p>
+    <w:p>
+      <w:r>
+        <w:t xml:space="preserve">{{/IS_HORS_RESSORT}}</w:t>
+      </w:r>
+    </w:p>
+    <w:p>
+      <w:pPr>
+        <w:spacing w:after="300"/>
+      </w:pPr>
+      <w:r>
+        <w:rPr>
+          <w:i/>
+        </w:rPr>
+        <w:t xml:space="preserve">Cette résolution, mise aux voix, est adoptée.</w:t>
       </w:r>
     </w:p>
     <w:p>
@@ -220,15 +238,15 @@
           <w:sz w:val="24"/>
           <w:u w:val="single"/>
         </w:rPr>
-        <w:t xml:space="preserve">RÉSOLUTION UNIQUE - CHANGEMENT DE DÉNOMINATION SOCIALE</w:t>
-      </w:r>
-    </w:p>
-    <w:p>
-      <w:pPr>
-        <w:spacing w:after="200"/>
-      </w:pPr>
-      <w:r>
-        <w:t xml:space="preserve">L'assemblée générale décide de modifier la dénomination sociale de la société, actuellement « {{SOCIETE}} », pour adopter la nouvelle dénomination suivante :</w:t>
+        <w:t xml:space="preserve">RÉSOLUTION - CHANGEMENT DE DÉNOMINATION SOCIALE</w:t>
+      </w:r>
+    </w:p>
+    <w:p>
+      <w:pPr>
+        <w:spacing w:after="200"/>
+      </w:pPr>
+      <w:r>
+        <w:t xml:space="preserve">L'assemblée générale décide de modifier la dénomination sociale, actuellement « {{SOCIETE}} », qui devient :</w:t>
       </w:r>
     </w:p>
     <w:p>
@@ -247,26 +265,37 @@
         <w:spacing w:after="200"/>
       </w:pPr>
       <w:r>
-        <w:t xml:space="preserve">Ce changement prend effet à compter du {{DATE_EFFET_DENOMINATION_FR}}.</w:t>
-      </w:r>
-    </w:p>
-    <w:p>
-      <w:pPr>
-        <w:spacing w:after="200"/>
-      </w:pPr>
-      <w:r>
-        <w:t xml:space="preserve">En conséquence, l'article des statuts relatif à la dénomination sociale est modifié comme suit :</w:t>
-      </w:r>
-    </w:p>
-    <w:p>
-      <w:pPr>
-        <w:spacing w:after="200"/>
-      </w:pPr>
-      <w:r>
-        <w:rPr>
-          <w:b/>
-        </w:rPr>
-        <w:t xml:space="preserve">« La société prend la dénomination sociale de : {{NOUVELLE_DENOMINATION}}. »</w:t>
+        <w:t xml:space="preserve">Ce changement prend effet à compter du {{DATE_EFFET_DENOMINATION_FR}}. L'article des statuts relatif à la dénomination sociale est modifié en conséquence et rédigé comme suit :</w:t>
+      </w:r>
+    </w:p>
+    <w:p>
+      <w:pPr>
+        <w:spacing w:after="200"/>
+      </w:pPr>
+      <w:r>
+        <w:rPr>
+          <w:b/>
+        </w:rPr>
+        <w:t xml:space="preserve">« La société a pour dénomination sociale : {{NOUVELLE_DENOMINATION}}. »</w:t>
+      </w:r>
+    </w:p>
+    <w:p>
+      <w:pPr>
+        <w:spacing w:after="200"/>
+      </w:pPr>
+      <w:r>
+        <w:t xml:space="preserve">Tous les actes et documents émanant de la société porteront désormais cette dénomination, suivie de l'indication de la forme sociale, du montant du capital et du numéro d'immatriculation.</w:t>
+      </w:r>
+    </w:p>
+    <w:p>
+      <w:pPr>
+        <w:spacing w:after="300"/>
+      </w:pPr>
+      <w:r>
+        <w:rPr>
+          <w:i/>
+        </w:rPr>
+        <w:t xml:space="preserve">Cette résolution, mise aux voix, est adoptée.</w:t>
       </w:r>
     </w:p>
     <w:p>
@@ -289,15 +318,15 @@
           <w:sz w:val="24"/>
           <w:u w:val="single"/>
         </w:rPr>
-        <w:t xml:space="preserve">RÉSOLUTION UNIQUE - MODIFICATION DE L'OBJET SOCIAL</w:t>
-      </w:r>
-    </w:p>
-    <w:p>
-      <w:pPr>
-        <w:spacing w:after="200"/>
-      </w:pPr>
-      <w:r>
-        <w:t xml:space="preserve">L'assemblée générale décide de modifier l'objet social de la société, qui sera désormais le suivant :</w:t>
+        <w:t xml:space="preserve">RÉSOLUTION - MODIFICATION DE L'OBJET SOCIAL</w:t>
+      </w:r>
+    </w:p>
+    <w:p>
+      <w:pPr>
+        <w:spacing w:after="200"/>
+      </w:pPr>
+      <w:r>
+        <w:t xml:space="preserve">L'assemblée générale décide de modifier l'objet social, qui sera désormais le suivant :</w:t>
       </w:r>
     </w:p>
     <w:p>
@@ -316,7 +345,18 @@
         <w:spacing w:after="200"/>
       </w:pPr>
       <w:r>
-        <w:t xml:space="preserve">Ce changement prend effet à compter du {{DATE_EFFET_OBJET_FR}}.</w:t>
+        <w:t xml:space="preserve">Ce changement prend effet à compter du {{DATE_EFFET_OBJET_FR}}. L'article des statuts relatif à l'objet social est modifié en conséquence.</w:t>
+      </w:r>
+    </w:p>
+    <w:p>
+      <w:pPr>
+        <w:spacing w:after="300"/>
+      </w:pPr>
+      <w:r>
+        <w:rPr>
+          <w:i/>
+        </w:rPr>
+        <w:t xml:space="preserve">Cette résolution, mise aux voix, est adoptée.</w:t>
       </w:r>
     </w:p>
     <w:p>
@@ -339,47 +379,117 @@
           <w:sz w:val="24"/>
           <w:u w:val="single"/>
         </w:rPr>
-        <w:t xml:space="preserve">RÉSOLUTION UNIQUE - CHANGEMENT DE DIRIGEANT</w:t>
-      </w:r>
-    </w:p>
-    <w:p>
-      <w:pPr>
-        <w:spacing w:after="200"/>
-      </w:pPr>
-      <w:r>
-        <w:t xml:space="preserve">{{#IS_NOMINATION}}L'assemblée générale décide de nommer en qualité de {{FONCTION_DIRIGEANT}} de la société, à compter du {{DATE_EFFET_DIRIGEANT_FR}} :</w:t>
-      </w:r>
-    </w:p>
-    <w:p>
-      <w:pPr>
-        <w:spacing w:after="200"/>
-      </w:pPr>
-      <w:r>
-        <w:t xml:space="preserve">{{NOUVEAU_DIRIGEANT_CIVILITE}} {{NOUVEAU_DIRIGEANT_PRENOM}} {{NOUVEAU_DIRIGEANT_NOM}}, né(e) le {{NOUVEAU_DIRIGEANT_DATE_NAISSANCE}} à {{NOUVEAU_DIRIGEANT_LIEU_NAISSANCE}}, de nationalité {{NOUVEAU_DIRIGEANT_NATIONALITE}}, demeurant au {{NOUVEAU_DIRIGEANT_ADRESSE}}.</w:t>
-      </w:r>
-    </w:p>
-    <w:p>
-      <w:pPr>
-        <w:spacing w:after="200"/>
-      </w:pPr>
-      <w:r>
-        <w:t xml:space="preserve">Rémunération : {{REMUNERATION_DIRIGEANT}}.{{/IS_NOMINATION}}</w:t>
-      </w:r>
-    </w:p>
-    <w:p>
-      <w:pPr>
-        <w:spacing w:after="200"/>
-      </w:pPr>
-      <w:r>
-        <w:t xml:space="preserve">{{#IS_REVOCATION}}L'assemblée générale décide de révoquer {{DIRIGEANT_REVOQUE_NOM}} de ses fonctions de {{FONCTION_DIRIGEANT}}, à compter du {{DATE_EFFET_DIRIGEANT_FR}}.{{/IS_REVOCATION}}</w:t>
-      </w:r>
-    </w:p>
-    <w:p>
-      <w:pPr>
-        <w:spacing w:after="200"/>
-      </w:pPr>
-      <w:r>
-        <w:t xml:space="preserve">{{#IS_DEMISSION}}L'assemblée prend acte de la démission de {{DIRIGEANT_DEMISSIONNAIRE_NOM}} de ses fonctions de {{FONCTION_DIRIGEANT}}, à compter du {{DATE_EFFET_DIRIGEANT_FR}}.{{/IS_DEMISSION}}</w:t>
+        <w:t xml:space="preserve">RÉSOLUTION - CHANGEMENT DE DIRIGEANT</w:t>
+      </w:r>
+    </w:p>
+    <w:p>
+      <w:r>
+        <w:t xml:space="preserve">{{#IS_NOMINATION}}</w:t>
+      </w:r>
+    </w:p>
+    <w:p>
+      <w:pPr>
+        <w:spacing w:after="200"/>
+      </w:pPr>
+      <w:r>
+        <w:t xml:space="preserve">L'assemblée générale décide de nommer en qualité de {{FONCTION_DIRIGEANT}}, à compter du {{DATE_EFFET_DIRIGEANT_FR}} et pour une durée indéterminée :</w:t>
+      </w:r>
+    </w:p>
+    <w:p>
+      <w:pPr>
+        <w:spacing w:after="200"/>
+      </w:pPr>
+      <w:r>
+        <w:rPr>
+          <w:b/>
+        </w:rPr>
+        <w:t xml:space="preserve">{{NOUVEAU_DIRIGEANT_CIVILITE}} {{NOUVEAU_DIRIGEANT_PRENOM}} {{NOUVEAU_DIRIGEANT_NOM}}, né(e) le {{NOUVEAU_DIRIGEANT_DATE_NAISSANCE}} à {{NOUVEAU_DIRIGEANT_LIEU_NAISSANCE}}, de nationalité {{NOUVEAU_DIRIGEANT_NATIONALITE}}, demeurant {{NOUVEAU_DIRIGEANT_ADRESSE}}.</w:t>
+      </w:r>
+    </w:p>
+    <w:p>
+      <w:pPr>
+        <w:spacing w:after="200"/>
+      </w:pPr>
+      <w:r>
+        <w:t xml:space="preserve">L'intéressé(e) déclare accepter ces fonctions et n'être frappé(e) d'aucune interdiction, incapacité ou déchéance susceptible de lui en interdire l'exercice. Sa rémunération est fixée comme suit : {{REMUNERATION_DIRIGEANT}}.</w:t>
+      </w:r>
+    </w:p>
+    <w:p>
+      <w:r>
+        <w:t xml:space="preserve">{{/IS_NOMINATION}}</w:t>
+      </w:r>
+    </w:p>
+    <w:p>
+      <w:r>
+        <w:t xml:space="preserve">{{#IS_REVOCATION}}</w:t>
+      </w:r>
+    </w:p>
+    <w:p>
+      <w:pPr>
+        <w:spacing w:after="200"/>
+      </w:pPr>
+      <w:r>
+        <w:t xml:space="preserve">L'assemblée générale décide de révoquer {{DIRIGEANT_REVOQUE_NOM}} de ses fonctions de {{FONCTION_DIRIGEANT}}, avec effet au {{DATE_EFFET_DIRIGEANT_FR}}.{{#IS_MOTIF_REVOCATION}} Le motif de cette révocation est le suivant : {{MOTIF_REVOCATION}}.{{/IS_MOTIF_REVOCATION}}</w:t>
+      </w:r>
+    </w:p>
+    <w:p>
+      <w:r>
+        <w:t xml:space="preserve">{{/IS_REVOCATION}}</w:t>
+      </w:r>
+    </w:p>
+    <w:p>
+      <w:r>
+        <w:t xml:space="preserve">{{#IS_DEMISSION}}</w:t>
+      </w:r>
+    </w:p>
+    <w:p>
+      <w:pPr>
+        <w:spacing w:after="200"/>
+      </w:pPr>
+      <w:r>
+        <w:t xml:space="preserve">L'assemblée générale prend acte de la démission de {{DIRIGEANT_DEMISSIONNAIRE_NOM}} de ses fonctions de {{FONCTION_DIRIGEANT}}, avec effet au {{DATE_EFFET_DIRIGEANT_FR}}, et lui donne quitus entier et sans réserve de sa gestion jusqu'à cette date.</w:t>
+      </w:r>
+    </w:p>
+    <w:p>
+      <w:r>
+        <w:t xml:space="preserve">{{/IS_DEMISSION}}</w:t>
+      </w:r>
+    </w:p>
+    <w:p>
+      <w:r>
+        <w:t xml:space="preserve">{{^IS_NOMINATION}}</w:t>
+      </w:r>
+    </w:p>
+    <w:p>
+      <w:pPr>
+        <w:spacing w:after="200"/>
+      </w:pPr>
+      <w:r>
+        <w:t xml:space="preserve">Le dirigeant sortant restituera sans délai les documents et biens sociaux en sa possession.</w:t>
+      </w:r>
+    </w:p>
+    <w:p>
+      <w:r>
+        <w:t xml:space="preserve">{{/IS_NOMINATION}}</w:t>
+      </w:r>
+    </w:p>
+    <w:p>
+      <w:pPr>
+        <w:spacing w:after="200"/>
+      </w:pPr>
+      <w:r>
+        <w:t xml:space="preserve">Ce changement sera porté au registre du commerce et des sociétés.</w:t>
+      </w:r>
+    </w:p>
+    <w:p>
+      <w:pPr>
+        <w:spacing w:after="300"/>
+      </w:pPr>
+      <w:r>
+        <w:rPr>
+          <w:i/>
+        </w:rPr>
+        <w:t xml:space="preserve">Cette résolution, mise aux voix, est adoptée.</w:t>
       </w:r>
     </w:p>
     <w:p>
@@ -402,71 +512,131 @@
           <w:sz w:val="24"/>
           <w:u w:val="single"/>
         </w:rPr>
-        <w:t xml:space="preserve">RÉSOLUTION UNIQUE - AUGMENTATION DU CAPITAL SOCIAL</w:t>
-      </w:r>
-    </w:p>
-    <w:p>
-      <w:pPr>
-        <w:spacing w:after="200"/>
-      </w:pPr>
-      <w:r>
-        <w:t xml:space="preserve">L'assemblée générale décide d'augmenter le capital social d'une somme portant celui-ci de {{CAPITAL_ACTUEL_AUGM}} euros à {{NOUVEAU_CAPITAL_AUGM}} euros.</w:t>
-      </w:r>
-    </w:p>
-    <w:p>
-      <w:pPr>
-        <w:spacing w:after="200"/>
-      </w:pPr>
-      <w:r>
-        <w:t xml:space="preserve">{{#IS_APPORT_NUMERAIRE}}Cette augmentation est réalisée par apport en numéraire. Les fonds ont été déposés auprès de {{BANQUE_DEPOT}}, qui en a délivré attestation. Les actions nouvelles sont intégralement libérées.{{/IS_APPORT_NUMERAIRE}}</w:t>
-      </w:r>
-    </w:p>
-    <w:p>
-      <w:pPr>
-        <w:spacing w:after="200"/>
-      </w:pPr>
-      <w:r>
-        <w:t xml:space="preserve">{{#IS_COMPENSATION_CREANCES}}Cette augmentation est réalisée par compensation avec une créance certaine, liquide et exigible détenue sur la société par {{TITULAIRE_CREANCE}}, d'un montant de {{MONTANT_CREANCE}} euros, telle qu'elle ressort de l'arrêté de compte établi le {{DATE_ARRETE_COMPTE_FR}}.{{/IS_COMPENSATION_CREANCES}}</w:t>
-      </w:r>
-    </w:p>
-    <w:p>
-      <w:pPr>
-        <w:spacing w:after="200"/>
-      </w:pPr>
-      <w:r>
-        <w:t xml:space="preserve">{{#IS_INCORPORATION_RESERVES}}Cette augmentation est réalisée par incorporation d'une somme de {{MONTANT_INCORPORE}} euros prélevée sur le poste « {{POSTE_INCORPORE}} », sans apport nouveau.{{/IS_INCORPORATION_RESERVES}}</w:t>
-      </w:r>
-    </w:p>
-    <w:p>
-      <w:pPr>
-        <w:spacing w:after="200"/>
-      </w:pPr>
-      <w:r>
-        <w:t xml:space="preserve">{{#IS_APPORT_NATURE}}Cette augmentation est réalisée par apport en nature portant sur : {{DESCRIPTION_APPORT}}, évalué à {{VALEUR_APPORT}} euros.{{/IS_APPORT_NATURE}}</w:t>
-      </w:r>
-    </w:p>
-    <w:p>
-      <w:pPr>
-        <w:spacing w:after="200"/>
-      </w:pPr>
-      <w:r>
-        <w:t xml:space="preserve">{{#IS_APPORT_NATURE}}{{#IS_COMMISSAIRE_DISPENSE}}Les associés, statuant à l'unanimité, décident de ne pas recourir à un commissaire aux apports, aucun apport en nature n'excédant trente mille euros et leur valeur totale n'excédant pas la moitié du capital. Ils déclarent avoir connaissance de ce qu'ils répondent solidairement, pendant cinq ans et à l'égard des tiers, de la valeur attribuée à cet apport.{{/IS_COMMISSAIRE_DISPENSE}}{{/IS_APPORT_NATURE}}</w:t>
-      </w:r>
-    </w:p>
-    <w:p>
-      <w:pPr>
-        <w:spacing w:after="200"/>
-      </w:pPr>
-      <w:r>
-        <w:t xml:space="preserve">{{#IS_APPORT_NATURE}}{{^IS_COMMISSAIRE_DISPENSE}}L'assemblée, au vu du rapport établi par {{COMMISSAIRE_APPORTS}}, commissaire aux apports, approuve l'évaluation qui y figure et l'adopte pour la valeur de l'apport.{{/IS_COMMISSAIRE_DISPENSE}}{{/IS_APPORT_NATURE}}</w:t>
-      </w:r>
-    </w:p>
-    <w:p>
-      <w:pPr>
-        <w:spacing w:after="200"/>
-      </w:pPr>
-      <w:r>
-        <w:t xml:space="preserve">Il est créé {{NB_PARTS_NOUVELLES}} actions nouvelles d'une valeur nominale de {{VALEUR_NOMINALE_AUGM}} euros{{#PRIME_EMISSION}}, assorties d'une prime d'émission de {{PRIME_EMISSION}} euros{{/PRIME_EMISSION}}.</w:t>
+        <w:t xml:space="preserve">RÉSOLUTION - AUGMENTATION DU CAPITAL SOCIAL</w:t>
+      </w:r>
+    </w:p>
+    <w:p>
+      <w:pPr>
+        <w:spacing w:after="200"/>
+      </w:pPr>
+      <w:r>
+        <w:t xml:space="preserve">L'assemblée générale décide d'augmenter le capital social pour le porter de {{CAPITAL_ACTUEL_AUGM}} euros à {{NOUVEAU_CAPITAL_AUGM}} euros.</w:t>
+      </w:r>
+    </w:p>
+    <w:p>
+      <w:r>
+        <w:t xml:space="preserve">{{#IS_APPORT_NUMERAIRE}}</w:t>
+      </w:r>
+    </w:p>
+    <w:p>
+      <w:pPr>
+        <w:spacing w:after="200"/>
+      </w:pPr>
+      <w:r>
+        <w:t xml:space="preserve">Cette augmentation est réalisée par apport en numéraire. Les fonds correspondants ont été déposés auprès de {{BANQUE_DEPOT}}, qui en a délivré attestation. Les parts sociales nouvelles sont intégralement libérées.</w:t>
+      </w:r>
+    </w:p>
+    <w:p>
+      <w:r>
+        <w:t xml:space="preserve">{{/IS_APPORT_NUMERAIRE}}</w:t>
+      </w:r>
+    </w:p>
+    <w:p>
+      <w:r>
+        <w:t xml:space="preserve">{{#IS_COMPENSATION_CREANCES}}</w:t>
+      </w:r>
+    </w:p>
+    <w:p>
+      <w:pPr>
+        <w:spacing w:after="200"/>
+      </w:pPr>
+      <w:r>
+        <w:t xml:space="preserve">Cette augmentation est réalisée par compensation avec une créance certaine, liquide et exigible détenue sur la société par {{TITULAIRE_CREANCE}}, d'un montant de {{MONTANT_CREANCE}} euros, telle qu'elle ressort de l'arrêté de compte établi le {{DATE_ARRETE_COMPTE_FR}}.</w:t>
+      </w:r>
+    </w:p>
+    <w:p>
+      <w:r>
+        <w:t xml:space="preserve">{{/IS_COMPENSATION_CREANCES}}</w:t>
+      </w:r>
+    </w:p>
+    <w:p>
+      <w:r>
+        <w:t xml:space="preserve">{{#IS_INCORPORATION_RESERVES}}</w:t>
+      </w:r>
+    </w:p>
+    <w:p>
+      <w:pPr>
+        <w:spacing w:after="200"/>
+      </w:pPr>
+      <w:r>
+        <w:t xml:space="preserve">Cette augmentation est réalisée par incorporation d'une somme de {{MONTANT_INCORPORE}} euros prélevée sur le poste « {{POSTE_INCORPORE}} », sans apport nouveau ni modification de la répartition entre associés.</w:t>
+      </w:r>
+    </w:p>
+    <w:p>
+      <w:r>
+        <w:t xml:space="preserve">{{/IS_INCORPORATION_RESERVES}}</w:t>
+      </w:r>
+    </w:p>
+    <w:p>
+      <w:r>
+        <w:t xml:space="preserve">{{#IS_APPORT_NATURE}}</w:t>
+      </w:r>
+    </w:p>
+    <w:p>
+      <w:pPr>
+        <w:spacing w:after="200"/>
+      </w:pPr>
+      <w:r>
+        <w:t xml:space="preserve">Cette augmentation est réalisée par apport en nature portant sur : {{DESCRIPTION_APPORT}}, évalué à {{VALEUR_APPORT}} euros.</w:t>
+      </w:r>
+    </w:p>
+    <w:p>
+      <w:r>
+        <w:t xml:space="preserve">{{#IS_COMMISSAIRE_DISPENSE}}</w:t>
+      </w:r>
+    </w:p>
+    <w:p>
+      <w:pPr>
+        <w:spacing w:after="200"/>
+      </w:pPr>
+      <w:r>
+        <w:t xml:space="preserve">Les associés, statuant à l'unanimité, décident de ne pas recourir à un commissaire aux apports, aucun apport en nature n'excédant trente mille euros et leur valeur totale n'excédant pas la moitié du capital. Ils déclarent avoir connaissance de ce qu'ils répondent solidairement, pendant cinq ans et à l'égard des tiers, de la valeur attribuée à cet apport.</w:t>
+      </w:r>
+    </w:p>
+    <w:p>
+      <w:r>
+        <w:t xml:space="preserve">{{/IS_COMMISSAIRE_DISPENSE}}</w:t>
+      </w:r>
+    </w:p>
+    <w:p>
+      <w:r>
+        <w:t xml:space="preserve">{{^IS_COMMISSAIRE_DISPENSE}}</w:t>
+      </w:r>
+    </w:p>
+    <w:p>
+      <w:pPr>
+        <w:spacing w:after="200"/>
+      </w:pPr>
+      <w:r>
+        <w:t xml:space="preserve">Au vu du rapport établi par {{COMMISSAIRE_APPORTS}}, commissaire aux apports, l'évaluation qui y figure est approuvée et retenue pour la valeur de l'apport.</w:t>
+      </w:r>
+    </w:p>
+    <w:p>
+      <w:r>
+        <w:t xml:space="preserve">{{/IS_COMMISSAIRE_DISPENSE}}</w:t>
+      </w:r>
+    </w:p>
+    <w:p>
+      <w:r>
+        <w:t xml:space="preserve">{{/IS_APPORT_NATURE}}</w:t>
+      </w:r>
+    </w:p>
+    <w:p>
+      <w:pPr>
+        <w:spacing w:after="200"/>
+      </w:pPr>
+      <w:r>
+        <w:t xml:space="preserve">Il est en conséquence créé {{NB_PARTS_NOUVELLES}} parts sociales nouvelles d'une valeur nominale de {{VALEUR_NOMINALE_AUGM}} euros{{#IS_PRIME_EMISSION}}, assorties d'une prime d'émission de {{PRIME_EMISSION}} euros{{/IS_PRIME_EMISSION}}.</w:t>
       </w:r>
     </w:p>
     <w:p>
@@ -475,6 +645,17 @@
       </w:pPr>
       <w:r>
         <w:t xml:space="preserve">Cette augmentation prend effet à compter du {{DATE_EFFET_AUGM_FR}}. L'article des statuts relatif au capital social est modifié en conséquence.</w:t>
+      </w:r>
+    </w:p>
+    <w:p>
+      <w:pPr>
+        <w:spacing w:after="300"/>
+      </w:pPr>
+      <w:r>
+        <w:rPr>
+          <w:i/>
+        </w:rPr>
+        <w:t xml:space="preserve">Cette résolution, mise aux voix, est adoptée.</w:t>
       </w:r>
     </w:p>
     <w:p>
@@ -497,31 +678,60 @@
           <w:sz w:val="24"/>
           <w:u w:val="single"/>
         </w:rPr>
-        <w:t xml:space="preserve">RÉSOLUTION UNIQUE - RÉDUCTION DU CAPITAL SOCIAL</w:t>
-      </w:r>
-    </w:p>
-    <w:p>
-      <w:pPr>
-        <w:spacing w:after="200"/>
-      </w:pPr>
-      <w:r>
-        <w:t xml:space="preserve">L'assemblée générale décide de réduire le capital social de {{CAPITAL_ACTUEL_RED}} euros à {{NOUVEAU_CAPITAL_RED}} euros, motivée par : {{MOTIF_REDUCTION}}.</w:t>
-      </w:r>
-    </w:p>
-    <w:p>
-      <w:pPr>
-        <w:spacing w:after="200"/>
-      </w:pPr>
-      <w:r>
-        <w:t xml:space="preserve">Il est annulé {{NB_PARTS_ANNULEES}} actions.</w:t>
-      </w:r>
-    </w:p>
-    <w:p>
-      <w:pPr>
-        <w:spacing w:after="200"/>
-      </w:pPr>
-      <w:r>
-        <w:t xml:space="preserve">Cette réduction prend effet à compter du {{DATE_EFFET_RED_FR}}.</w:t>
+        <w:t xml:space="preserve">RÉSOLUTION - RÉDUCTION DU CAPITAL SOCIAL</w:t>
+      </w:r>
+    </w:p>
+    <w:p>
+      <w:pPr>
+        <w:spacing w:after="200"/>
+      </w:pPr>
+      <w:r>
+        <w:t xml:space="preserve">L'assemblée générale décide de réduire le capital social de {{CAPITAL_ACTUEL_RED}} euros à {{NOUVEAU_CAPITAL_RED}} euros, réduction motivée par {{MOTIF_REDUCTION_EN_CLAIR}}.</w:t>
+      </w:r>
+    </w:p>
+    <w:p>
+      <w:pPr>
+        <w:spacing w:after="200"/>
+      </w:pPr>
+      <w:r>
+        <w:t xml:space="preserve">Il est en conséquence annulé {{NB_PARTS_ANNULEES}} parts sociales.</w:t>
+      </w:r>
+    </w:p>
+    <w:p>
+      <w:r>
+        <w:t xml:space="preserve">{{#IS_REDUCTION_HORS_PERTES}}</w:t>
+      </w:r>
+    </w:p>
+    <w:p>
+      <w:pPr>
+        <w:spacing w:after="200"/>
+      </w:pPr>
+      <w:r>
+        <w:t xml:space="preserve">La réduction n'étant pas motivée par des pertes, les créanciers dont la créance est antérieure au dépôt du présent acte au greffe pourront former opposition dans le délai légal. Le dépôt de la formalité n'interviendra qu'à l'expiration de ce délai et, en cas d'opposition, qu'après règlement de celle-ci.</w:t>
+      </w:r>
+    </w:p>
+    <w:p>
+      <w:r>
+        <w:t xml:space="preserve">{{/IS_REDUCTION_HORS_PERTES}}</w:t>
+      </w:r>
+    </w:p>
+    <w:p>
+      <w:pPr>
+        <w:spacing w:after="200"/>
+      </w:pPr>
+      <w:r>
+        <w:t xml:space="preserve">Cette réduction prend effet à compter du {{DATE_EFFET_RED_FR}}. L'article des statuts relatif au capital social est modifié en conséquence.</w:t>
+      </w:r>
+    </w:p>
+    <w:p>
+      <w:pPr>
+        <w:spacing w:after="300"/>
+      </w:pPr>
+      <w:r>
+        <w:rPr>
+          <w:i/>
+        </w:rPr>
+        <w:t xml:space="preserve">Cette résolution, mise aux voix, est adoptée.</w:t>
       </w:r>
     </w:p>
     <w:p>
@@ -544,23 +754,34 @@
           <w:sz w:val="24"/>
           <w:u w:val="single"/>
         </w:rPr>
-        <w:t xml:space="preserve">RÉSOLUTION - AGRÉMENT DE LA CESSION DE PARTS</w:t>
-      </w:r>
-    </w:p>
-    <w:p>
-      <w:pPr>
-        <w:spacing w:after="200"/>
-      </w:pPr>
-      <w:r>
-        <w:t xml:space="preserve">L'assemblée générale, statuant aux conditions de majorité prévues par les statuts, agrée en qualité de nouvel associé {{CESSIONNAIRE_NOM}} et autorise la cession de {{NB_PARTS_CEDEES}} parts par {{CEDANT_NOM}} à son profit, moyennant le prix de {{PRIX_CESSION}} euros, avec effet au {{DATE_CESSION_FR}}.</w:t>
-      </w:r>
-    </w:p>
-    <w:p>
-      <w:pPr>
-        <w:spacing w:after="200"/>
-      </w:pPr>
-      <w:r>
-        <w:t xml:space="preserve">En conséquence, l'article des statuts relatif à la répartition du capital est modifié pour tenir compte de cette cession, et les statuts à jour seront déposés au registre du commerce et des sociétés.</w:t>
+        <w:t xml:space="preserve">RÉSOLUTION - AGRÉMENT DE LA CESSION</w:t>
+      </w:r>
+    </w:p>
+    <w:p>
+      <w:pPr>
+        <w:spacing w:after="200"/>
+      </w:pPr>
+      <w:r>
+        <w:t xml:space="preserve">L'assemblée générale, statuant aux conditions de majorité prévues par la loi et les statuts, agrée en qualité de nouvel associé {{CESSIONNAIRE_NOM}} et autorise la cession de {{NB_PARTS_CEDEES}} parts sociales consentie par {{CEDANT_NOM}} à son profit, moyennant le prix de {{PRIX_CESSION}} euros, avec effet au {{DATE_CESSION_FR}}.</w:t>
+      </w:r>
+    </w:p>
+    <w:p>
+      <w:pPr>
+        <w:spacing w:after="200"/>
+      </w:pPr>
+      <w:r>
+        <w:t xml:space="preserve">L'article des statuts relatif à la répartition du capital est modifié pour tenir compte de cette cession. Les statuts mis à jour seront déposés au registre du commerce et des sociétés.</w:t>
+      </w:r>
+    </w:p>
+    <w:p>
+      <w:pPr>
+        <w:spacing w:after="300"/>
+      </w:pPr>
+      <w:r>
+        <w:rPr>
+          <w:i/>
+        </w:rPr>
+        <w:t xml:space="preserve">Cette résolution, mise aux voix, est adoptée.</w:t>
       </w:r>
     </w:p>
     <w:p>
@@ -583,15 +804,34 @@
           <w:sz w:val="24"/>
           <w:u w:val="single"/>
         </w:rPr>
-        <w:t xml:space="preserve">RÉSOLUTION UNIQUE - PROROGATION DE LA DURÉE DE LA SOCIÉTÉ</w:t>
-      </w:r>
-    </w:p>
-    <w:p>
-      <w:pPr>
-        <w:spacing w:after="200"/>
-      </w:pPr>
-      <w:r>
-        <w:t xml:space="preserve">L'assemblée générale décide de proroger la durée de la société, actuellement fixée à {{DUREE_ACTUELLE}} ans, pour une nouvelle durée de {{NOUVELLE_DUREE}} ans.</w:t>
+        <w:t xml:space="preserve">RÉSOLUTION - PROROGATION DE LA DURÉE DE LA SOCIÉTÉ</w:t>
+      </w:r>
+    </w:p>
+    <w:p>
+      <w:pPr>
+        <w:spacing w:after="200"/>
+      </w:pPr>
+      <w:r>
+        <w:t xml:space="preserve">L'assemblée générale, consulté avant l'expiration du terme statutaire ainsi que l'exige l'article 1844-6 du code civil, décide de proroger la durée de la société, actuellement fixée à {{DUREE_ACTUELLE}} ans et venant à expiration le {{DATE_EXPIRATION_ACTUELLE_FR}}, pour une nouvelle durée de {{NOUVELLE_DUREE}} ans.</w:t>
+      </w:r>
+    </w:p>
+    <w:p>
+      <w:pPr>
+        <w:spacing w:after="200"/>
+      </w:pPr>
+      <w:r>
+        <w:t xml:space="preserve">L'article des statuts relatif à la durée de la société est modifié en conséquence.</w:t>
+      </w:r>
+    </w:p>
+    <w:p>
+      <w:pPr>
+        <w:spacing w:after="300"/>
+      </w:pPr>
+      <w:r>
+        <w:rPr>
+          <w:i/>
+        </w:rPr>
+        <w:t xml:space="preserve">Cette résolution, mise aux voix, est adoptée.</w:t>
       </w:r>
     </w:p>
     <w:p>
@@ -601,10 +841,42 @@
     </w:p>
     <w:p>
       <w:pPr>
+        <w:spacing w:after="200"/>
+      </w:pPr>
+      <w:r>
+        <w:rPr>
+          <w:b/>
+          <w:sz w:val="24"/>
+          <w:u w:val="single"/>
+        </w:rPr>
+        <w:t xml:space="preserve">RÉSOLUTION - POUVOIRS POUR LES FORMALITÉS</w:t>
+      </w:r>
+    </w:p>
+    <w:p>
+      <w:pPr>
+        <w:spacing w:after="200"/>
+      </w:pPr>
+      <w:r>
+        <w:t xml:space="preserve">Tous pouvoirs sont donnés au porteur d'un original, d'une copie ou d'un extrait du présent acte à l'effet d'accomplir les formalités de publicité, de dépôt et d'inscription modificative prévues par la loi.</w:t>
+      </w:r>
+    </w:p>
+    <w:p>
+      <w:pPr>
+        <w:spacing w:after="300"/>
+      </w:pPr>
+      <w:r>
+        <w:rPr>
+          <w:i/>
+        </w:rPr>
+        <w:t xml:space="preserve">Cette résolution, mise aux voix, est adoptée.</w:t>
+      </w:r>
+    </w:p>
+    <w:p>
+      <w:pPr>
         <w:spacing w:after="400"/>
       </w:pPr>
       <w:r>
-        <w:t xml:space="preserve">Plus rien n'étant à l'ordre du jour, la séance est levée.</w:t>
+        <w:t xml:space="preserve">Plus rien n'étant à l'ordre du jour, la séance est levée. De tout ce que dessus, il a été dressé le présent procès-verbal, signé par les membres du bureau et les associés présents.</w:t>
       </w:r>
     </w:p>
     <w:p>
@@ -617,13 +889,13 @@
     </w:p>
     <w:p>
       <w:pPr>
-        <w:spacing w:after="200"/>
-      </w:pPr>
-      <w:r>
-        <w:rPr>
-          <w:b/>
-        </w:rPr>
-        <w:t xml:space="preserve">Signatures des actionnaires :</w:t>
+        <w:spacing w:after="600"/>
+      </w:pPr>
+      <w:r>
+        <w:rPr>
+          <w:b/>
+        </w:rPr>
+        <w:t xml:space="preserve">Signé par les associés présents :</w:t>
       </w:r>
     </w:p>
     <w:p>
@@ -633,18 +905,17 @@
     </w:p>
     <w:p>
       <w:pPr>
-        <w:spacing w:after="100"/>
-      </w:pPr>
+        <w:jc w:val="left"/>
+        <w:spacing w:before="600" w:after="240"/>
+      </w:pPr>
+      <w:r>
+        <w:t xml:space="preserve">____________________________</w:t>
+      </w:r>
+      <w:r>
+        <w:br/>
+      </w:r>
       <w:r>
         <w:t xml:space="preserve">{{nomComplet}}</w:t>
-      </w:r>
-    </w:p>
-    <w:p>
-      <w:pPr>
-        <w:spacing w:after="200"/>
-      </w:pPr>
-      <w:r>
-        <w:t xml:space="preserve">____________________________</w:t>
       </w:r>
     </w:p>
     <w:p>

--- a/templates/modif-pv-transfert-siege-sarl.docx
+++ b/templates/modif-pv-transfert-siege-sarl.docx
@@ -837,6 +837,138 @@
     <w:p>
       <w:r>
         <w:t xml:space="preserve">{{/IS_PROROGATION}}</w:t>
+      </w:r>
+    </w:p>
+    <w:p>
+      <w:r>
+        <w:t xml:space="preserve">{{#IS_APPORT_TITRES}}</w:t>
+      </w:r>
+    </w:p>
+    <w:p>
+      <w:pPr>
+        <w:spacing w:after="200"/>
+      </w:pPr>
+      <w:r>
+        <w:rPr>
+          <w:b/>
+          <w:sz w:val="24"/>
+          <w:u w:val="single"/>
+        </w:rPr>
+        <w:t xml:space="preserve">RÉSOLUTION - APPROBATION DU TRAITÉ D'APPORT</w:t>
+      </w:r>
+    </w:p>
+    <w:p>
+      <w:pPr>
+        <w:spacing w:after="200"/>
+      </w:pPr>
+      <w:r>
+        <w:t xml:space="preserve">L'assemblée générale, après avoir pris connaissance du traité d'apport signé le {{APPORT_DATE_SIGNATURE_FR}} avec {{APPORTEUR_NOM}}, l'approuve dans toutes ses stipulations. L'apport porte sur {{APPORT_NB_TITRES}} {{APPORTEE_MOT_TITRES}} de la société {{APPORTEE_DENOMINATION}}, représentant {{APPORT_PART_DETENUE}} % de son capital et de ses droits de vote, évalués à {{APPORT_VALEUR_FORMATE}} euros.</w:t>
+      </w:r>
+    </w:p>
+    <w:p>
+      <w:pPr>
+        <w:spacing w:after="200"/>
+      </w:pPr>
+      <w:r>
+        <w:t xml:space="preserve">{{#IS_APPORT_COMMISSAIRE}}Cette valeur résulte du rapport établi par {{APPORT_COMMISSAIRE_NOM}}, commissaire aux apports, dont il a été pris connaissance.{{/IS_APPORT_COMMISSAIRE}}{{#IS_APPORT_DISPENSE}}Il est décidé à l'unanimité de ne pas recourir à un commissaire aux apports, la valeur de l'apport n'excédant pas 30 000 euros et représentant {{APPORT_PART_CAPITAL}} % du capital après l'opération, soit moins de la moitié. La responsabilité de l'évaluation retenue est assumée dans les conditions prévues par la loi.{{/IS_APPORT_DISPENSE}}</w:t>
+      </w:r>
+    </w:p>
+    <w:p>
+      <w:pPr>
+        <w:spacing w:after="200"/>
+      </w:pPr>
+      <w:r>
+        <w:t xml:space="preserve">L'apport relève du régime prévu à l'article {{APPORT_ARTICLE_FISCAL}}.</w:t>
+      </w:r>
+    </w:p>
+    <w:p>
+      <w:pPr>
+        <w:spacing w:after="300"/>
+      </w:pPr>
+      <w:r>
+        <w:rPr>
+          <w:i/>
+        </w:rPr>
+        <w:t xml:space="preserve">Cette résolution, mise aux voix, est adoptée.</w:t>
+      </w:r>
+    </w:p>
+    <w:p>
+      <w:r>
+        <w:t xml:space="preserve">{{#IS_DOUBLE_AUGMENTATION}}</w:t>
+      </w:r>
+    </w:p>
+    <w:p>
+      <w:pPr>
+        <w:spacing w:after="200"/>
+      </w:pPr>
+      <w:r>
+        <w:rPr>
+          <w:b/>
+          <w:sz w:val="24"/>
+          <w:u w:val="single"/>
+        </w:rPr>
+        <w:t xml:space="preserve">RÉSOLUTION - AUGMENTATION DE CAPITAL EN NUMÉRAIRE</w:t>
+      </w:r>
+    </w:p>
+    <w:p>
+      <w:pPr>
+        <w:spacing w:after="200"/>
+      </w:pPr>
+      <w:r>
+        <w:t xml:space="preserve">L'assemblée générale décide d'augmenter le capital social d'une somme de {{APPORT_NUMERAIRE_FORMATE}} euros, par l'émission de {{APPORT_TITRES_NUMERAIRE}} {{MOT_TITRES}} nouvelles d'une valeur nominale de {{APPORT_NOMINALE_FORMATE}} euros chacune, souscrites en numéraire et intégralement libérées. Le capital social est ainsi porté de {{CAPITAL_AVANT_FORMATE}} euros à {{CAPITAL_APRES_NUMERAIRE_FORMATE}} euros.</w:t>
+      </w:r>
+    </w:p>
+    <w:p>
+      <w:pPr>
+        <w:spacing w:after="300"/>
+      </w:pPr>
+      <w:r>
+        <w:rPr>
+          <w:i/>
+        </w:rPr>
+        <w:t xml:space="preserve">Cette résolution, mise aux voix, est adoptée.</w:t>
+      </w:r>
+    </w:p>
+    <w:p>
+      <w:r>
+        <w:t xml:space="preserve">{{/IS_DOUBLE_AUGMENTATION}}</w:t>
+      </w:r>
+    </w:p>
+    <w:p>
+      <w:pPr>
+        <w:spacing w:after="200"/>
+      </w:pPr>
+      <w:r>
+        <w:rPr>
+          <w:b/>
+          <w:sz w:val="24"/>
+          <w:u w:val="single"/>
+        </w:rPr>
+        <w:t xml:space="preserve">RÉSOLUTION - AUGMENTATION DE CAPITAL PAR APPORT EN NATURE</w:t>
+      </w:r>
+    </w:p>
+    <w:p>
+      <w:pPr>
+        <w:spacing w:after="200"/>
+      </w:pPr>
+      <w:r>
+        <w:t xml:space="preserve">L'assemblée générale décide d'augmenter le capital social d'une somme de {{APPORT_VALEUR_FORMATE}} euros, en rémunération de l'apport des titres, par l'émission de {{APPORT_TITRES_NATURE}} {{MOT_TITRES}} nouvelles d'une valeur nominale de {{APPORT_NOMINALE_FORMATE}} euros chacune, intégralement attribuées à {{APPORTEUR_NOM}}. Le capital social est ainsi porté de {{CAPITAL_APRES_NUMERAIRE_FORMATE}} euros à {{CAPITAL_FINAL_FORMATE}} euros. L'article des statuts relatif au capital social est modifié en conséquence.</w:t>
+      </w:r>
+    </w:p>
+    <w:p>
+      <w:pPr>
+        <w:spacing w:after="300"/>
+      </w:pPr>
+      <w:r>
+        <w:rPr>
+          <w:i/>
+        </w:rPr>
+        <w:t xml:space="preserve">Cette résolution, mise aux voix, est adoptée.</w:t>
+      </w:r>
+    </w:p>
+    <w:p>
+      <w:r>
+        <w:t xml:space="preserve">{{/IS_APPORT_TITRES}}</w:t>
       </w:r>
     </w:p>
     <w:p>

--- a/templates/modif-pv-transfert-siege-sarl.docx
+++ b/templates/modif-pv-transfert-siege-sarl.docx
@@ -754,15 +754,36 @@
           <w:sz w:val="24"/>
           <w:u w:val="single"/>
         </w:rPr>
-        <w:t xml:space="preserve">RÉSOLUTION - AGRÉMENT DE LA CESSION</w:t>
-      </w:r>
-    </w:p>
-    <w:p>
-      <w:pPr>
-        <w:spacing w:after="200"/>
-      </w:pPr>
-      <w:r>
-        <w:t xml:space="preserve">L'assemblée générale, statuant aux conditions de majorité prévues par la loi et les statuts, agrée en qualité de nouvel associé {{CESSIONNAIRE_NOM}} et autorise la cession de {{NB_PARTS_CEDEES}} parts sociales consentie par {{CEDANT_NOM}} à son profit, moyennant le prix de {{PRIX_CESSION}} euros, avec effet au {{DATE_CESSION_FR}}.</w:t>
+        <w:t xml:space="preserve">{{#IS_AGREMENT_REQUIS}}RÉSOLUTION - AGRÉMENT DE LA CESSION</w:t>
+      </w:r>
+    </w:p>
+    <w:p>
+      <w:pPr>
+        <w:spacing w:after="200"/>
+      </w:pPr>
+      <w:r>
+        <w:t xml:space="preserve">L'assemblée générale, statuant aux conditions de majorité prévues par la loi et les statuts, agrée en qualité de nouvel associé {{CESSIONNAIRE_NOM}} et autorise la cession de {{NB_PARTS_CEDEES}} parts sociales consentie par {{CEDANT_NOM}} à son profit, moyennant le prix de {{PRIX_CESSION}} euros, avec effet au {{DATE_CESSION_FR}}.{{/IS_AGREMENT_REQUIS}}</w:t>
+      </w:r>
+    </w:p>
+    <w:p>
+      <w:pPr>
+        <w:spacing w:after="200"/>
+      </w:pPr>
+      <w:r>
+        <w:rPr>
+          <w:b/>
+          <w:sz w:val="24"/>
+          <w:u w:val="single"/>
+        </w:rPr>
+        <w:t xml:space="preserve">{{#IS_CESSION_SANS_AGREMENT}}RÉSOLUTION - CONSTATATION DE LA CESSION</w:t>
+      </w:r>
+    </w:p>
+    <w:p>
+      <w:pPr>
+        <w:spacing w:after="200"/>
+      </w:pPr>
+      <w:r>
+        <w:t xml:space="preserve">L'assemblée générale prend acte de la cession de {{NB_PARTS_CEDEES}} {{MOT_TITRES}} consentie par {{CEDANT_NOM}} au profit de {{CESSIONNAIRE_NOM}}, moyennant le prix de {{PRIX_CESSION}} euros, avec effet au {{DATE_CESSION_FR}}. Cette cession n'est soumise à aucune procédure d'agrément, ni la loi ni les statuts ne l'imposant pour une cession de cette nature.{{/IS_CESSION_SANS_AGREMENT}}</w:t>
       </w:r>
     </w:p>
     <w:p>

--- a/templates/modif-pv-transfert-siege-sarl.docx
+++ b/templates/modif-pv-transfert-siege-sarl.docx
@@ -9,7 +9,7 @@
       <w:r>
         <w:rPr>
           <w:b/>
-          <w:sz w:val="32"/>
+          <w:sz w:val="26"/>
         </w:rPr>
         <w:t xml:space="preserve">{{SOCIETE}}</w:t>
       </w:r>
@@ -55,7 +55,7 @@
       <w:r>
         <w:rPr>
           <w:b/>
-          <w:sz w:val="28"/>
+          <w:sz w:val="25"/>
           <w:u w:val="single"/>
         </w:rPr>
         <w:t xml:space="preserve">PROCÈS-VERBAL DE L'ASSEMBLÉE GÉNÉRALE EXTRAORDINAIRE</w:t>
@@ -69,7 +69,7 @@
       <w:r>
         <w:rPr>
           <w:b/>
-          <w:sz w:val="24"/>
+          <w:sz w:val="22"/>
         </w:rPr>
         <w:t xml:space="preserve">EN DATE DU {{DATE_AGE}}</w:t>
       </w:r>
@@ -94,11 +94,22 @@
       </w:r>
     </w:p>
     <w:p>
-      <w:pPr>
-        <w:spacing w:after="200"/>
-      </w:pPr>
-      <w:r>
-        <w:t xml:space="preserve">{{ASSOCIE_LISTE}}</w:t>
+      <w:r>
+        <w:t xml:space="preserve">{{#ASSOCIES}}</w:t>
+      </w:r>
+    </w:p>
+    <w:p>
+      <w:pPr>
+        <w:spacing w:after="60"/>
+        <w:ind w:left="425" w:hanging="170"/>
+      </w:pPr>
+      <w:r>
+        <w:t xml:space="preserve">- {{designation}}, détenant {{partsFormatees}} {{MOT_TITRES}} ;</w:t>
+      </w:r>
+    </w:p>
+    <w:p>
+      <w:r>
+        <w:t xml:space="preserve">{{/ASSOCIES}}</w:t>
       </w:r>
     </w:p>
     <w:p>
@@ -119,10 +130,37 @@
     </w:p>
     <w:p>
       <w:pPr>
-        <w:spacing w:after="200"/>
-      </w:pPr>
-      <w:r>
-        <w:t xml:space="preserve">Le gérant rappelle que l'assemblée est appelée à délibérer sur l'ordre du jour suivant : {{LABEL_MODIFICATION}}, et sur les pouvoirs à donner pour l'accomplissement des formalités.</w:t>
+        <w:spacing w:after="100"/>
+      </w:pPr>
+      <w:r>
+        <w:t xml:space="preserve">Le gérant rappelle que l'assemblée est appelée à délibérer sur l'ordre du jour suivant :</w:t>
+      </w:r>
+    </w:p>
+    <w:p>
+      <w:r>
+        <w:t xml:space="preserve">{{#MODIFICATIONS}}</w:t>
+      </w:r>
+    </w:p>
+    <w:p>
+      <w:pPr>
+        <w:spacing w:after="60"/>
+        <w:ind w:left="425" w:hanging="170"/>
+      </w:pPr>
+      <w:r>
+        <w:t xml:space="preserve">- {{libelle}}</w:t>
+      </w:r>
+    </w:p>
+    <w:p>
+      <w:r>
+        <w:t xml:space="preserve">{{/MODIFICATIONS}}</w:t>
+      </w:r>
+    </w:p>
+    <w:p>
+      <w:pPr>
+        <w:ind w:left="425" w:hanging="170"/>
+      </w:pPr>
+      <w:r>
+        <w:t xml:space="preserve">- pouvoirs à donner pour l'accomplissement des formalités de publicité et de dépôt.</w:t>
       </w:r>
     </w:p>
     <w:p>
@@ -145,7 +183,7 @@
       <w:r>
         <w:rPr>
           <w:b/>
-          <w:sz w:val="24"/>
+          <w:sz w:val="22"/>
           <w:u w:val="single"/>
         </w:rPr>
         <w:t xml:space="preserve">RÉSOLUTION - TRANSFERT DU SIÈGE SOCIAL</w:t>
@@ -235,7 +273,7 @@
       <w:r>
         <w:rPr>
           <w:b/>
-          <w:sz w:val="24"/>
+          <w:sz w:val="22"/>
           <w:u w:val="single"/>
         </w:rPr>
         <w:t xml:space="preserve">RÉSOLUTION - CHANGEMENT DE DÉNOMINATION SOCIALE</w:t>
@@ -315,7 +353,7 @@
       <w:r>
         <w:rPr>
           <w:b/>
-          <w:sz w:val="24"/>
+          <w:sz w:val="22"/>
           <w:u w:val="single"/>
         </w:rPr>
         <w:t xml:space="preserve">RÉSOLUTION - MODIFICATION DE L'OBJET SOCIAL</w:t>
@@ -376,7 +414,7 @@
       <w:r>
         <w:rPr>
           <w:b/>
-          <w:sz w:val="24"/>
+          <w:sz w:val="22"/>
           <w:u w:val="single"/>
         </w:rPr>
         <w:t xml:space="preserve">RÉSOLUTION - CHANGEMENT DE DIRIGEANT</w:t>
@@ -509,7 +547,7 @@
       <w:r>
         <w:rPr>
           <w:b/>
-          <w:sz w:val="24"/>
+          <w:sz w:val="22"/>
           <w:u w:val="single"/>
         </w:rPr>
         <w:t xml:space="preserve">RÉSOLUTION - AUGMENTATION DU CAPITAL SOCIAL</w:t>
@@ -628,6 +666,60 @@
     </w:p>
     <w:p>
       <w:r>
+        <w:t xml:space="preserve">{{#IS_APPORT_BIEN_COMMUN}}</w:t>
+      </w:r>
+    </w:p>
+    <w:p>
+      <w:pPr>
+        <w:spacing w:after="200"/>
+      </w:pPr>
+      <w:r>
+        <w:t xml:space="preserve">Le bien apporté étant un bien commun, {{CONJOINT_NOM}}, conjoint de l'apporteur, a été averti de cet apport préalablement à la présente décision, conformément à l'article 1832-2 du code civil. Cet avertissement est justifié par le présent acte.</w:t>
+      </w:r>
+    </w:p>
+    <w:p>
+      <w:r>
+        <w:t xml:space="preserve">{{#IS_CONJOINT_REVENDIQUE}}</w:t>
+      </w:r>
+    </w:p>
+    <w:p>
+      <w:pPr>
+        <w:spacing w:after="200"/>
+      </w:pPr>
+      <w:r>
+        <w:t xml:space="preserve">{{CONJOINT_NOM}} a déclaré revendiquer la qualité d'associé pour la moitié des parts sociales souscrites au moyen du bien commun. Cette qualité lui est reconnue à compter de ce jour, et la répartition du capital en tient compte.</w:t>
+      </w:r>
+    </w:p>
+    <w:p>
+      <w:r>
+        <w:t xml:space="preserve">{{/IS_CONJOINT_REVENDIQUE}}</w:t>
+      </w:r>
+    </w:p>
+    <w:p>
+      <w:r>
+        <w:t xml:space="preserve">{{^IS_CONJOINT_REVENDIQUE}}</w:t>
+      </w:r>
+    </w:p>
+    <w:p>
+      <w:pPr>
+        <w:spacing w:after="200"/>
+      </w:pPr>
+      <w:r>
+        <w:t xml:space="preserve">{{CONJOINT_NOM}} a déclaré renoncer à revendiquer la qualité d'associé.</w:t>
+      </w:r>
+    </w:p>
+    <w:p>
+      <w:r>
+        <w:t xml:space="preserve">{{/IS_CONJOINT_REVENDIQUE}}</w:t>
+      </w:r>
+    </w:p>
+    <w:p>
+      <w:r>
+        <w:t xml:space="preserve">{{/IS_APPORT_BIEN_COMMUN}}</w:t>
+      </w:r>
+    </w:p>
+    <w:p>
+      <w:r>
         <w:t xml:space="preserve">{{/IS_APPORT_NATURE}}</w:t>
       </w:r>
     </w:p>
@@ -675,7 +767,7 @@
       <w:r>
         <w:rPr>
           <w:b/>
-          <w:sz w:val="24"/>
+          <w:sz w:val="22"/>
           <w:u w:val="single"/>
         </w:rPr>
         <w:t xml:space="preserve">RÉSOLUTION - RÉDUCTION DU CAPITAL SOCIAL</w:t>
@@ -751,7 +843,7 @@
       <w:r>
         <w:rPr>
           <w:b/>
-          <w:sz w:val="24"/>
+          <w:sz w:val="22"/>
           <w:u w:val="single"/>
         </w:rPr>
         <w:t xml:space="preserve">{{#IS_AGREMENT_REQUIS}}RÉSOLUTION - AGRÉMENT DE LA CESSION</w:t>
@@ -772,7 +864,7 @@
       <w:r>
         <w:rPr>
           <w:b/>
-          <w:sz w:val="24"/>
+          <w:sz w:val="22"/>
           <w:u w:val="single"/>
         </w:rPr>
         <w:t xml:space="preserve">{{#IS_CESSION_SANS_AGREMENT}}RÉSOLUTION - CONSTATATION DE LA CESSION</w:t>
@@ -822,7 +914,7 @@
       <w:r>
         <w:rPr>
           <w:b/>
-          <w:sz w:val="24"/>
+          <w:sz w:val="22"/>
           <w:u w:val="single"/>
         </w:rPr>
         <w:t xml:space="preserve">RÉSOLUTION - PROROGATION DE LA DURÉE DE LA SOCIÉTÉ</w:t>
@@ -872,7 +964,7 @@
       <w:r>
         <w:rPr>
           <w:b/>
-          <w:sz w:val="24"/>
+          <w:sz w:val="22"/>
           <w:u w:val="single"/>
         </w:rPr>
         <w:t xml:space="preserve">RÉSOLUTION - APPROBATION DU TRAITÉ D'APPORT</w:t>
@@ -925,7 +1017,7 @@
       <w:r>
         <w:rPr>
           <w:b/>
-          <w:sz w:val="24"/>
+          <w:sz w:val="22"/>
           <w:u w:val="single"/>
         </w:rPr>
         <w:t xml:space="preserve">RÉSOLUTION - AUGMENTATION DE CAPITAL EN NUMÉRAIRE</w:t>
@@ -962,7 +1054,7 @@
       <w:r>
         <w:rPr>
           <w:b/>
-          <w:sz w:val="24"/>
+          <w:sz w:val="22"/>
           <w:u w:val="single"/>
         </w:rPr>
         <w:t xml:space="preserve">RÉSOLUTION - AUGMENTATION DE CAPITAL PAR APPORT EN NATURE</w:t>
@@ -999,7 +1091,7 @@
       <w:r>
         <w:rPr>
           <w:b/>
-          <w:sz w:val="24"/>
+          <w:sz w:val="22"/>
           <w:u w:val="single"/>
         </w:rPr>
         <w:t xml:space="preserve">RÉSOLUTION - POUVOIRS POUR LES FORMALITÉS</w:t>
@@ -1029,7 +1121,7 @@
         <w:spacing w:after="400"/>
       </w:pPr>
       <w:r>
-        <w:t xml:space="preserve">Plus rien n'étant à l'ordre du jour, la séance est levée. De tout ce que dessus, il a été dressé le présent procès-verbal, signé par les membres du bureau et les associés présents.</w:t>
+        <w:t xml:space="preserve">L'ordre du jour étant épuisé et personne ne demandant plus la parole, la séance est levée. De tout ce que dessus, il a été dressé le présent procès-verbal qui, après lecture, a été signé par les associés présents et sera reporté sur le registre des délibérations de la société.</w:t>
       </w:r>
     </w:p>
     <w:p>
@@ -1037,7 +1129,7 @@
         <w:spacing w:after="400"/>
       </w:pPr>
       <w:r>
-        <w:t xml:space="preserve">Fait au siège social, le {{DATE_AGE}}.</w:t>
+        <w:t xml:space="preserve">Fait à {{VILLE_SIGNATURE}}, le {{DATE_AGE}}, en autant d'originaux que nécessaire à l'accomplissement des formalités.</w:t>
       </w:r>
     </w:p>
     <w:p>
@@ -1068,7 +1160,7 @@
         <w:br/>
       </w:r>
       <w:r>
-        <w:t xml:space="preserve">{{nomComplet}}</w:t>
+        <w:t xml:space="preserve">{{nomSignature}}</w:t>
       </w:r>
     </w:p>
     <w:p>
@@ -1082,4 +1174,30 @@
     </w:sectPr>
   </w:body>
 </w:document>
+</file>
+
+<file path=word/styles.xml><?xml version="1.0" encoding="utf-8"?>
+<w:styles xmlns:w="http://schemas.openxmlformats.org/wordprocessingml/2006/main">
+  <w:docDefaults>
+    <w:rPrDefault>
+      <w:rPr>
+        <w:rFonts w:ascii="Cambria" w:hAnsi="Cambria" w:eastAsia="Cambria" w:cs="Cambria"/>
+        <w:sz w:val="22"/>
+        <w:szCs w:val="22"/>
+        <w:lang w:val="fr-FR"/>
+      </w:rPr>
+    </w:rPrDefault>
+    <w:pPrDefault>
+      <w:pPr>
+        <w:widowControl/>
+        <w:spacing w:after="160" w:line="276" w:lineRule="auto"/>
+        <w:jc w:val="both"/>
+      </w:pPr>
+    </w:pPrDefault>
+  </w:docDefaults>
+  <w:style w:type="paragraph" w:default="1" w:styleId="Normal">
+    <w:name w:val="Normal"/>
+    <w:qFormat/>
+  </w:style>
+</w:styles>
 </file>
--- a/templates/modif-pv-transfert-siege-sarl.docx
+++ b/templates/modif-pv-transfert-siege-sarl.docx
@@ -22,7 +22,7 @@
         <w:rPr>
           <w:sz w:val="20"/>
         </w:rPr>
-        <w:t xml:space="preserve">{{FORME_EN_CLAIR}} au capital de {{CAPITAL_FORMATE}} euros</w:t>
+        <w:t xml:space="preserve">{{FORME_EN_CLAIR_CAPITALE}} au capital de {{CAPITAL_FORMATE}} euros</w:t>
       </w:r>
     </w:p>
     <w:p>
@@ -449,7 +449,7 @@
         <w:spacing w:after="200"/>
       </w:pPr>
       <w:r>
-        <w:t xml:space="preserve">L'intéressé(e) déclare accepter ces fonctions et n'être frappé(e) d'aucune interdiction, incapacité ou déchéance susceptible de lui en interdire l'exercice. Sa rémunération est fixée comme suit : {{REMUNERATION_DIRIGEANT}}.</w:t>
+        <w:t xml:space="preserve">{{PHRASE_ACCEPTATION}} {{PHRASE_REMUNERATION}}</w:t>
       </w:r>
     </w:p>
     <w:p>
@@ -925,7 +925,7 @@
         <w:spacing w:after="200"/>
       </w:pPr>
       <w:r>
-        <w:t xml:space="preserve">L'assemblée générale, consulté avant l'expiration du terme statutaire ainsi que l'exige l'article 1844-6 du code civil, décide de proroger la durée de la société, actuellement fixée à {{DUREE_ACTUELLE}} ans et venant à expiration le {{DATE_EXPIRATION_ACTUELLE_FR}}, pour une nouvelle durée de {{NOUVELLE_DUREE}} ans.</w:t>
+        <w:t xml:space="preserve">L'assemblée générale, consultée avant l'expiration du terme statutaire ainsi que l'exige l'article 1844-6 du code civil, décide de proroger la durée de la société, actuellement fixée à {{DUREE_ACTUELLE}} ans et venant à expiration le {{DATE_EXPIRATION_ACTUELLE_FR}}, pour une nouvelle durée de {{NOUVELLE_DUREE}} ans.</w:t>
       </w:r>
     </w:p>
     <w:p>

--- a/templates/modif-pv-transfert-siege-sarl.docx
+++ b/templates/modif-pv-transfert-siege-sarl.docx
@@ -45,7 +45,7 @@
         <w:rPr>
           <w:sz w:val="20"/>
         </w:rPr>
-        <w:t xml:space="preserve">Immatriculée au registre du commerce et des sociétés {{RCS_DE}} sous le numéro {{SIREN}}</w:t>
+        <w:t xml:space="preserve">Immatriculée au registre du commerce et des sociétés {{RCS_DE}} sous le numéro {{SIREN_ESPACE}}</w:t>
       </w:r>
     </w:p>
     <w:p>
